--- a/grupo9_tarea3_informe.docx
+++ b/grupo9_tarea3_informe.docx
@@ -39,6 +39,7 @@
         </w:rPr>
         <w:t xml:space="preserve">Modelo de Clasificación de Clientes de </w:t>
       </w:r>
+      <w:proofErr w:type="spellStart"/>
       <w:r>
         <w:rPr>
           <w:b/>
@@ -47,6 +48,7 @@
         </w:rPr>
         <w:t>Telco</w:t>
       </w:r>
+      <w:proofErr w:type="spellEnd"/>
     </w:p>
     <w:p>
       <w:pPr>
@@ -117,75 +119,131 @@
           <w:bCs/>
           <w:lang w:val="es-MX"/>
         </w:rPr>
-        <w:t>Selección y exploración inicial del dataset</w:t>
-      </w:r>
-    </w:p>
-    <w:p>
-      <w:pPr>
-        <w:pStyle w:val="Prrafodelista"/>
-        <w:spacing w:after="0" w:line="240" w:lineRule="auto"/>
-        <w:ind w:left="360"/>
-        <w:jc w:val="both"/>
+        <w:t xml:space="preserve">Selección y exploración inicial del </w:t>
+      </w:r>
+      <w:proofErr w:type="spellStart"/>
+      <w:r>
         <w:rPr>
           <w:b/>
           <w:bCs/>
           <w:lang w:val="es-MX"/>
         </w:rPr>
-      </w:pPr>
-    </w:p>
-    <w:p>
-      <w:pPr>
-        <w:spacing w:after="0" w:line="240" w:lineRule="auto"/>
-        <w:jc w:val="both"/>
-        <w:rPr>
-          <w:lang w:val="es-MX"/>
-        </w:rPr>
-      </w:pPr>
-      <w:r>
-        <w:rPr>
-          <w:lang w:val="es-MX"/>
-        </w:rPr>
-        <w:t xml:space="preserve">En toda actividad económica, el mantenimiento de clientes constituye un reto importante. De manera particular, en el sector servicios, el mantenimiento o la fidelización de un cliente depende de varios factores entre los cuales pueden destacarse </w:t>
-      </w:r>
-      <w:r>
-        <w:rPr>
-          <w:lang w:val="es-MX"/>
-        </w:rPr>
-        <w:t>características sociodemográficas, la cantidad y calidad de servicios contratados, entre otros.</w:t>
-      </w:r>
-    </w:p>
-    <w:p>
-      <w:pPr>
-        <w:spacing w:after="0" w:line="240" w:lineRule="auto"/>
-        <w:jc w:val="both"/>
-        <w:rPr>
-          <w:lang w:val="es-MX"/>
-        </w:rPr>
-      </w:pPr>
-    </w:p>
-    <w:p>
-      <w:pPr>
-        <w:spacing w:after="0" w:line="240" w:lineRule="auto"/>
-        <w:jc w:val="both"/>
-      </w:pPr>
-      <w:r>
-        <w:rPr>
-          <w:lang w:val="es-MX"/>
-        </w:rPr>
-        <w:t xml:space="preserve">Para el presente trabajo, se utiliza una base de datos de </w:t>
-      </w:r>
-      <w:r>
+        <w:t>dataset</w:t>
+      </w:r>
+      <w:proofErr w:type="spellEnd"/>
+    </w:p>
+    <w:p>
+      <w:pPr>
+        <w:pStyle w:val="Prrafodelista"/>
+        <w:spacing w:after="0" w:line="240" w:lineRule="auto"/>
+        <w:ind w:left="360"/>
+        <w:jc w:val="both"/>
         <w:rPr>
           <w:b/>
           <w:bCs/>
-        </w:rPr>
-        <w:t>IBM Telco Customer Churn</w:t>
-      </w:r>
-      <w:r>
-        <w:rPr>
-          <w:lang w:val="es-MX"/>
-        </w:rPr>
-        <w:t xml:space="preserve">, la cual cuanta con información de 7.043 clientes y 21 variables. Las variables del dataset describen datos sociodemográficos como el género, si el cliente es mayor de 65 años, si tiene pareja; datos del número de servicios que tiene contratado, la cantidad de meses que mantiene el contrato, monto mensual del contrato y monto anual del contrato. Para la clasificación la base de datos contiene una variable dicotómica que indica si un cliente se ha dado de baja de la compañía o no. </w:t>
+          <w:lang w:val="es-MX"/>
+        </w:rPr>
+      </w:pPr>
+    </w:p>
+    <w:p>
+      <w:pPr>
+        <w:spacing w:after="0" w:line="240" w:lineRule="auto"/>
+        <w:jc w:val="both"/>
+        <w:rPr>
+          <w:lang w:val="es-MX"/>
+        </w:rPr>
+      </w:pPr>
+      <w:r>
+        <w:rPr>
+          <w:lang w:val="es-MX"/>
+        </w:rPr>
+        <w:t xml:space="preserve">En toda actividad económica, el mantenimiento de clientes constituye un reto importante. De manera particular, en el sector servicios, el mantenimiento o la fidelización de un cliente depende de varios factores entre los cuales pueden destacarse </w:t>
+      </w:r>
+      <w:r>
+        <w:rPr>
+          <w:lang w:val="es-MX"/>
+        </w:rPr>
+        <w:t>características sociodemográficas, la cantidad y calidad de servicios contratados, entre otros.</w:t>
+      </w:r>
+    </w:p>
+    <w:p>
+      <w:pPr>
+        <w:spacing w:after="0" w:line="240" w:lineRule="auto"/>
+        <w:jc w:val="both"/>
+        <w:rPr>
+          <w:lang w:val="es-MX"/>
+        </w:rPr>
+      </w:pPr>
+    </w:p>
+    <w:p>
+      <w:pPr>
+        <w:spacing w:after="0" w:line="240" w:lineRule="auto"/>
+        <w:jc w:val="both"/>
+      </w:pPr>
+      <w:r>
+        <w:rPr>
+          <w:lang w:val="es-MX"/>
+        </w:rPr>
+        <w:t xml:space="preserve">Para el presente trabajo, se utiliza una base de datos de </w:t>
+      </w:r>
+      <w:r>
+        <w:rPr>
+          <w:b/>
+          <w:bCs/>
+        </w:rPr>
+        <w:t xml:space="preserve">IBM </w:t>
+      </w:r>
+      <w:proofErr w:type="spellStart"/>
+      <w:r>
+        <w:rPr>
+          <w:b/>
+          <w:bCs/>
+        </w:rPr>
+        <w:t>Telco</w:t>
+      </w:r>
+      <w:proofErr w:type="spellEnd"/>
+      <w:r>
+        <w:rPr>
+          <w:b/>
+          <w:bCs/>
+        </w:rPr>
+        <w:t xml:space="preserve"> </w:t>
+      </w:r>
+      <w:proofErr w:type="spellStart"/>
+      <w:r>
+        <w:rPr>
+          <w:b/>
+          <w:bCs/>
+        </w:rPr>
+        <w:t>Customer</w:t>
+      </w:r>
+      <w:proofErr w:type="spellEnd"/>
+      <w:r>
+        <w:rPr>
+          <w:b/>
+          <w:bCs/>
+        </w:rPr>
+        <w:t xml:space="preserve"> Churn</w:t>
+      </w:r>
+      <w:r>
+        <w:rPr>
+          <w:lang w:val="es-MX"/>
+        </w:rPr>
+        <w:t xml:space="preserve">, la cual cuanta con información de 7.043 clientes y 21 variables. Las variables del </w:t>
+      </w:r>
+      <w:proofErr w:type="spellStart"/>
+      <w:r>
+        <w:rPr>
+          <w:lang w:val="es-MX"/>
+        </w:rPr>
+        <w:t>dataset</w:t>
+      </w:r>
+      <w:proofErr w:type="spellEnd"/>
+      <w:r>
+        <w:rPr>
+          <w:lang w:val="es-MX"/>
+        </w:rPr>
+        <w:t xml:space="preserve"> describen datos sociodemográficos como el género, si el cliente es mayor de 65 años, si tiene pareja; datos del número de servicios que tiene contratado, la cantidad de meses que mantiene el contrato, monto mensual del contrato y monto anual del contrato. Para la clasificación la base de datos contiene una variable dicotómica que indica si un cliente se ha dado de baja de la compañía o no. </w:t>
       </w:r>
     </w:p>
     <w:p>
@@ -215,7 +273,21 @@
         <w:rPr>
           <w:lang w:val="es-MX"/>
         </w:rPr>
-        <w:t>, se observa que, de las 21 variables (20 para análisis) 3 son numéricas. Sin embargo, la variable TotalCharges aparece como objeto debiendo ser numérica de tipo flotante</w:t>
+        <w:t xml:space="preserve">, se observa que, de las 21 variables (20 para análisis) 3 son numéricas. Sin embargo, la variable </w:t>
+      </w:r>
+      <w:proofErr w:type="spellStart"/>
+      <w:r>
+        <w:rPr>
+          <w:lang w:val="es-MX"/>
+        </w:rPr>
+        <w:t>TotalCharges</w:t>
+      </w:r>
+      <w:proofErr w:type="spellEnd"/>
+      <w:r>
+        <w:rPr>
+          <w:lang w:val="es-MX"/>
+        </w:rPr>
+        <w:t xml:space="preserve"> aparece como objeto debiendo ser numérica de tipo flotante</w:t>
       </w:r>
       <w:r>
         <w:rPr>
@@ -227,7 +299,21 @@
         <w:rPr>
           <w:lang w:val="es-MX"/>
         </w:rPr>
-        <w:t>. Es importante notar que la variable SeniorCitizen que indica si una persona es mayor de 65 años</w:t>
+        <w:t xml:space="preserve">. Es importante notar que la variable </w:t>
+      </w:r>
+      <w:proofErr w:type="spellStart"/>
+      <w:r>
+        <w:rPr>
+          <w:lang w:val="es-MX"/>
+        </w:rPr>
+        <w:t>SeniorCitizen</w:t>
+      </w:r>
+      <w:proofErr w:type="spellEnd"/>
+      <w:r>
+        <w:rPr>
+          <w:lang w:val="es-MX"/>
+        </w:rPr>
+        <w:t xml:space="preserve"> que indica si una persona es mayor de 65 años</w:t>
       </w:r>
       <w:r>
         <w:rPr>
@@ -257,7 +343,21 @@
         <w:rPr>
           <w:lang w:val="es-MX"/>
         </w:rPr>
-        <w:t>Respecto de valores faltantes, al momento de cambiar el tipo de la variable TotalCharges, se encontraron 11 registros nulos, por lo que se imputan los valores de la variable con la mediana.</w:t>
+        <w:t xml:space="preserve">Respecto de valores faltantes, al momento de cambiar el tipo de la variable </w:t>
+      </w:r>
+      <w:proofErr w:type="spellStart"/>
+      <w:r>
+        <w:rPr>
+          <w:lang w:val="es-MX"/>
+        </w:rPr>
+        <w:t>TotalCharges</w:t>
+      </w:r>
+      <w:proofErr w:type="spellEnd"/>
+      <w:r>
+        <w:rPr>
+          <w:lang w:val="es-MX"/>
+        </w:rPr>
+        <w:t>, se encontraron 11 registros nulos, por lo que se imputan los valores de la variable con la mediana.</w:t>
       </w:r>
     </w:p>
     <w:p>
@@ -318,7 +418,21 @@
         <w:rPr>
           <w:lang w:val="es-MX"/>
         </w:rPr>
-        <w:t>La variable predictora es la variable churn, la cual indica si un cliente se ha dado de baja o no de la compañía. Para el análisis, se ha recodificado al variable de tal modo que toma el valor de “0” si no ha dejado la compañía y el valor de “1” si la ha dejado. En el siguiente gráfico se puede observar la distribución de la variable, en el cual se aprecia que la variable se encuentra desbalanceada.</w:t>
+        <w:t xml:space="preserve">La variable predictora es la variable </w:t>
+      </w:r>
+      <w:proofErr w:type="spellStart"/>
+      <w:r>
+        <w:rPr>
+          <w:lang w:val="es-MX"/>
+        </w:rPr>
+        <w:t>churn</w:t>
+      </w:r>
+      <w:proofErr w:type="spellEnd"/>
+      <w:r>
+        <w:rPr>
+          <w:lang w:val="es-MX"/>
+        </w:rPr>
+        <w:t>, la cual indica si un cliente se ha dado de baja o no de la compañía. Para el análisis, se ha recodificado al variable de tal modo que toma el valor de “0” si no ha dejado la compañía y el valor de “1” si la ha dejado. En el siguiente gráfico se puede observar la distribución de la variable, en el cual se aprecia que la variable se encuentra desbalanceada.</w:t>
       </w:r>
     </w:p>
     <w:p>
@@ -506,41 +620,79 @@
           <w:bCs/>
           <w:lang w:val="es-MX"/>
         </w:rPr>
-        <w:t>Modelo kNN</w:t>
-      </w:r>
-    </w:p>
-    <w:p>
-      <w:pPr>
-        <w:pStyle w:val="Prrafodelista"/>
-        <w:spacing w:after="0" w:line="240" w:lineRule="auto"/>
-        <w:ind w:left="360"/>
-        <w:jc w:val="both"/>
+        <w:t xml:space="preserve">Modelo </w:t>
+      </w:r>
+      <w:proofErr w:type="spellStart"/>
+      <w:r>
         <w:rPr>
           <w:b/>
           <w:bCs/>
           <w:lang w:val="es-MX"/>
         </w:rPr>
-      </w:pPr>
-    </w:p>
-    <w:p>
-      <w:pPr>
-        <w:spacing w:after="0" w:line="240" w:lineRule="auto"/>
-        <w:jc w:val="both"/>
-        <w:rPr>
-          <w:lang w:val="es-MX"/>
-        </w:rPr>
-      </w:pPr>
-      <w:r>
-        <w:rPr>
-          <w:lang w:val="es-MX"/>
-        </w:rPr>
-        <w:t xml:space="preserve">Previo a la ejecución del modelado kNN, se realizó </w:t>
-      </w:r>
-      <w:r>
-        <w:rPr>
-          <w:lang w:val="es-MX"/>
-        </w:rPr>
-        <w:t>el escalamiento de las variables predictoras, tanto del set de entrenamiento como del set de pruebas. Adicionalmente, se realizó la codificación/transformación de todas las variables cualitativas a variables tipo dummy.</w:t>
+        <w:t>kNN</w:t>
+      </w:r>
+      <w:proofErr w:type="spellEnd"/>
+    </w:p>
+    <w:p>
+      <w:pPr>
+        <w:pStyle w:val="Prrafodelista"/>
+        <w:spacing w:after="0" w:line="240" w:lineRule="auto"/>
+        <w:ind w:left="360"/>
+        <w:jc w:val="both"/>
+        <w:rPr>
+          <w:b/>
+          <w:bCs/>
+          <w:lang w:val="es-MX"/>
+        </w:rPr>
+      </w:pPr>
+    </w:p>
+    <w:p>
+      <w:pPr>
+        <w:spacing w:after="0" w:line="240" w:lineRule="auto"/>
+        <w:jc w:val="both"/>
+        <w:rPr>
+          <w:lang w:val="es-MX"/>
+        </w:rPr>
+      </w:pPr>
+      <w:r>
+        <w:rPr>
+          <w:lang w:val="es-MX"/>
+        </w:rPr>
+        <w:t xml:space="preserve">Previo a la ejecución del modelado </w:t>
+      </w:r>
+      <w:proofErr w:type="spellStart"/>
+      <w:r>
+        <w:rPr>
+          <w:lang w:val="es-MX"/>
+        </w:rPr>
+        <w:t>kNN</w:t>
+      </w:r>
+      <w:proofErr w:type="spellEnd"/>
+      <w:r>
+        <w:rPr>
+          <w:lang w:val="es-MX"/>
+        </w:rPr>
+        <w:t xml:space="preserve">, se realizó </w:t>
+      </w:r>
+      <w:r>
+        <w:rPr>
+          <w:lang w:val="es-MX"/>
+        </w:rPr>
+        <w:t xml:space="preserve">el escalamiento de las variables predictoras, tanto del set de entrenamiento como del set de pruebas. Adicionalmente, se realizó la codificación/transformación de todas las variables cualitativas a variables tipo </w:t>
+      </w:r>
+      <w:proofErr w:type="spellStart"/>
+      <w:r>
+        <w:rPr>
+          <w:lang w:val="es-MX"/>
+        </w:rPr>
+        <w:t>dummy</w:t>
+      </w:r>
+      <w:proofErr w:type="spellEnd"/>
+      <w:r>
+        <w:rPr>
+          <w:lang w:val="es-MX"/>
+        </w:rPr>
+        <w:t>.</w:t>
       </w:r>
     </w:p>
     <w:p>
@@ -600,7 +752,35 @@
         <w:rPr>
           <w:lang w:val="es-MX"/>
         </w:rPr>
-        <w:t>Respecto del reporte de clasificación se puede observar que, de todos los clientes que fueron clasificados como “no abandono” el 81% fueron clasificados correctamente. Respecto del “recall”, se observa que el 88% de los clientes fueron clasificados correctamente. En relación con el “f1-score” se puede observar que existe un equilibrio moderado entre precisión y recall. Finalmente, se observa que existen 1.035 instancias de “no abandono” en el conjunto de prueba.</w:t>
+        <w:t>Respecto del reporte de clasificación se puede observar que, de todos los clientes que fueron clasificados como “no abandono” el 81% fueron clasificados correctamente. Respecto del “</w:t>
+      </w:r>
+      <w:proofErr w:type="spellStart"/>
+      <w:r>
+        <w:rPr>
+          <w:lang w:val="es-MX"/>
+        </w:rPr>
+        <w:t>recall</w:t>
+      </w:r>
+      <w:proofErr w:type="spellEnd"/>
+      <w:r>
+        <w:rPr>
+          <w:lang w:val="es-MX"/>
+        </w:rPr>
+        <w:t xml:space="preserve">”, se observa que el 88% de los clientes fueron clasificados correctamente. En relación con el “f1-score” se puede observar que existe un equilibrio moderado entre precisión y </w:t>
+      </w:r>
+      <w:proofErr w:type="spellStart"/>
+      <w:r>
+        <w:rPr>
+          <w:lang w:val="es-MX"/>
+        </w:rPr>
+        <w:t>recall</w:t>
+      </w:r>
+      <w:proofErr w:type="spellEnd"/>
+      <w:r>
+        <w:rPr>
+          <w:lang w:val="es-MX"/>
+        </w:rPr>
+        <w:t>. Finalmente, se observa que existen 1.035 instancias de “no abandono” en el conjunto de prueba.</w:t>
       </w:r>
     </w:p>
     <w:p>
@@ -625,7 +805,21 @@
           <w:lang w:val="es-MX"/>
         </w:rPr>
         <w:lastRenderedPageBreak/>
-        <w:t>Por otro lado, en relación con los clientes etiquetados como “abandono”, el 57% fueron clasificados correctamente; mientras que, en relación con “recall” fueron el 44%. No se observa un buen equilibrio entre estas dos métricas. Finalmente, existen 374 instancias de “abandono” en el set de prueba.</w:t>
+        <w:t>Por otro lado, en relación con los clientes etiquetados como “abandono”, el 57% fueron clasificados correctamente; mientras que, en relación con “</w:t>
+      </w:r>
+      <w:proofErr w:type="spellStart"/>
+      <w:r>
+        <w:rPr>
+          <w:lang w:val="es-MX"/>
+        </w:rPr>
+        <w:t>recall</w:t>
+      </w:r>
+      <w:proofErr w:type="spellEnd"/>
+      <w:r>
+        <w:rPr>
+          <w:lang w:val="es-MX"/>
+        </w:rPr>
+        <w:t>” fueron el 44%. No se observa un buen equilibrio entre estas dos métricas. Finalmente, existen 374 instancias de “abandono” en el set de prueba.</w:t>
       </w:r>
     </w:p>
     <w:p>
@@ -660,8 +854,59 @@
           <w:lang w:eastAsia="es-EC"/>
           <w14:ligatures w14:val="none"/>
         </w:rPr>
-        <w:t xml:space="preserve">              precision    recall  f1-score   support</w:t>
-      </w:r>
+        <w:t xml:space="preserve">              </w:t>
+      </w:r>
+      <w:proofErr w:type="spellStart"/>
+      <w:r>
+        <w:rPr>
+          <w:rFonts w:ascii="Courier New" w:eastAsia="Times New Roman" w:hAnsi="Courier New" w:cs="Courier New"/>
+          <w:kern w:val="0"/>
+          <w:lang w:eastAsia="es-EC"/>
+          <w14:ligatures w14:val="none"/>
+        </w:rPr>
+        <w:t>precision</w:t>
+      </w:r>
+      <w:proofErr w:type="spellEnd"/>
+      <w:r>
+        <w:rPr>
+          <w:rFonts w:ascii="Courier New" w:eastAsia="Times New Roman" w:hAnsi="Courier New" w:cs="Courier New"/>
+          <w:kern w:val="0"/>
+          <w:lang w:eastAsia="es-EC"/>
+          <w14:ligatures w14:val="none"/>
+        </w:rPr>
+        <w:t xml:space="preserve">    </w:t>
+      </w:r>
+      <w:proofErr w:type="spellStart"/>
+      <w:r>
+        <w:rPr>
+          <w:rFonts w:ascii="Courier New" w:eastAsia="Times New Roman" w:hAnsi="Courier New" w:cs="Courier New"/>
+          <w:kern w:val="0"/>
+          <w:lang w:eastAsia="es-EC"/>
+          <w14:ligatures w14:val="none"/>
+        </w:rPr>
+        <w:t>recall</w:t>
+      </w:r>
+      <w:proofErr w:type="spellEnd"/>
+      <w:r>
+        <w:rPr>
+          <w:rFonts w:ascii="Courier New" w:eastAsia="Times New Roman" w:hAnsi="Courier New" w:cs="Courier New"/>
+          <w:kern w:val="0"/>
+          <w:lang w:eastAsia="es-EC"/>
+          <w14:ligatures w14:val="none"/>
+        </w:rPr>
+        <w:t xml:space="preserve">  f1-score   </w:t>
+      </w:r>
+      <w:proofErr w:type="spellStart"/>
+      <w:r>
+        <w:rPr>
+          <w:rFonts w:ascii="Courier New" w:eastAsia="Times New Roman" w:hAnsi="Courier New" w:cs="Courier New"/>
+          <w:kern w:val="0"/>
+          <w:lang w:eastAsia="es-EC"/>
+          <w14:ligatures w14:val="none"/>
+        </w:rPr>
+        <w:t>support</w:t>
+      </w:r>
+      <w:proofErr w:type="spellEnd"/>
     </w:p>
     <w:p>
       <w:pPr>
@@ -848,7 +1093,31 @@
           <w:lang w:eastAsia="es-EC"/>
           <w14:ligatures w14:val="none"/>
         </w:rPr>
-        <w:t xml:space="preserve">    accuracy                           0.76      1409</w:t>
+        <w:t xml:space="preserve">    </w:t>
+      </w:r>
+      <w:proofErr w:type="spellStart"/>
+      <w:r>
+        <w:rPr>
+          <w:rFonts w:ascii="Courier New" w:eastAsia="Times New Roman" w:hAnsi="Courier New" w:cs="Courier New"/>
+          <w:kern w:val="0"/>
+          <w:sz w:val="20"/>
+          <w:szCs w:val="20"/>
+          <w:lang w:eastAsia="es-EC"/>
+          <w14:ligatures w14:val="none"/>
+        </w:rPr>
+        <w:t>accuracy</w:t>
+      </w:r>
+      <w:proofErr w:type="spellEnd"/>
+      <w:r>
+        <w:rPr>
+          <w:rFonts w:ascii="Courier New" w:eastAsia="Times New Roman" w:hAnsi="Courier New" w:cs="Courier New"/>
+          <w:kern w:val="0"/>
+          <w:sz w:val="20"/>
+          <w:szCs w:val="20"/>
+          <w:lang w:eastAsia="es-EC"/>
+          <w14:ligatures w14:val="none"/>
+        </w:rPr>
+        <w:t xml:space="preserve">                           0.76      1409</w:t>
       </w:r>
     </w:p>
     <w:p>
@@ -890,7 +1159,31 @@
           <w:lang w:eastAsia="es-EC"/>
           <w14:ligatures w14:val="none"/>
         </w:rPr>
-        <w:t xml:space="preserve">   macro avg       0.69      0.66      0.67      1409</w:t>
+        <w:t xml:space="preserve">   macro </w:t>
+      </w:r>
+      <w:proofErr w:type="spellStart"/>
+      <w:r>
+        <w:rPr>
+          <w:rFonts w:ascii="Courier New" w:eastAsia="Times New Roman" w:hAnsi="Courier New" w:cs="Courier New"/>
+          <w:kern w:val="0"/>
+          <w:sz w:val="20"/>
+          <w:szCs w:val="20"/>
+          <w:lang w:eastAsia="es-EC"/>
+          <w14:ligatures w14:val="none"/>
+        </w:rPr>
+        <w:t>avg</w:t>
+      </w:r>
+      <w:proofErr w:type="spellEnd"/>
+      <w:r>
+        <w:rPr>
+          <w:rFonts w:ascii="Courier New" w:eastAsia="Times New Roman" w:hAnsi="Courier New" w:cs="Courier New"/>
+          <w:kern w:val="0"/>
+          <w:sz w:val="20"/>
+          <w:szCs w:val="20"/>
+          <w:lang w:eastAsia="es-EC"/>
+          <w14:ligatures w14:val="none"/>
+        </w:rPr>
+        <w:t xml:space="preserve">       0.69      0.66      0.67      1409</w:t>
       </w:r>
     </w:p>
     <w:p>
@@ -923,6 +1216,7 @@
           <w14:ligatures w14:val="none"/>
         </w:rPr>
       </w:pPr>
+      <w:proofErr w:type="spellStart"/>
       <w:r>
         <w:rPr>
           <w:rFonts w:ascii="Courier New" w:eastAsia="Times New Roman" w:hAnsi="Courier New" w:cs="Courier New"/>
@@ -932,7 +1226,43 @@
           <w:lang w:eastAsia="es-EC"/>
           <w14:ligatures w14:val="none"/>
         </w:rPr>
-        <w:t>weighted avg       0.75      0.76      0.75      1409</w:t>
+        <w:t>weighted</w:t>
+      </w:r>
+      <w:proofErr w:type="spellEnd"/>
+      <w:r>
+        <w:rPr>
+          <w:rFonts w:ascii="Courier New" w:eastAsia="Times New Roman" w:hAnsi="Courier New" w:cs="Courier New"/>
+          <w:kern w:val="0"/>
+          <w:sz w:val="20"/>
+          <w:szCs w:val="20"/>
+          <w:lang w:eastAsia="es-EC"/>
+          <w14:ligatures w14:val="none"/>
+        </w:rPr>
+        <w:t xml:space="preserve"> </w:t>
+      </w:r>
+      <w:proofErr w:type="spellStart"/>
+      <w:r>
+        <w:rPr>
+          <w:rFonts w:ascii="Courier New" w:eastAsia="Times New Roman" w:hAnsi="Courier New" w:cs="Courier New"/>
+          <w:kern w:val="0"/>
+          <w:sz w:val="20"/>
+          <w:szCs w:val="20"/>
+          <w:lang w:eastAsia="es-EC"/>
+          <w14:ligatures w14:val="none"/>
+        </w:rPr>
+        <w:t>avg</w:t>
+      </w:r>
+      <w:proofErr w:type="spellEnd"/>
+      <w:r>
+        <w:rPr>
+          <w:rFonts w:ascii="Courier New" w:eastAsia="Times New Roman" w:hAnsi="Courier New" w:cs="Courier New"/>
+          <w:kern w:val="0"/>
+          <w:sz w:val="20"/>
+          <w:szCs w:val="20"/>
+          <w:lang w:eastAsia="es-EC"/>
+          <w14:ligatures w14:val="none"/>
+        </w:rPr>
+        <w:t xml:space="preserve">       0.75      0.76      0.75      1409</w:t>
       </w:r>
     </w:p>
     <w:p>
@@ -1086,7 +1416,47 @@
         <w:jc w:val="both"/>
       </w:pPr>
       <w:r>
-        <w:t>Se aplicó un model MLP para la totalidad de las variables predictoras disponibles en el dataset, excluyendo únicamente el identificador único del cliente (customerID) y la variable objetivo (Churn). Las variables categóricas fueron transformadas mediante codificación One-Hot Encoding, permitiendo que todas las características fueran representadas numéricamente y pudieran ser procesadas por la red neuronal.</w:t>
+        <w:t xml:space="preserve">Se aplicó un </w:t>
+      </w:r>
+      <w:proofErr w:type="spellStart"/>
+      <w:r>
+        <w:t>model</w:t>
+      </w:r>
+      <w:proofErr w:type="spellEnd"/>
+      <w:r>
+        <w:t xml:space="preserve"> MLP para la totalidad de las variables predictoras disponibles en el </w:t>
+      </w:r>
+      <w:proofErr w:type="spellStart"/>
+      <w:r>
+        <w:t>dataset</w:t>
+      </w:r>
+      <w:proofErr w:type="spellEnd"/>
+      <w:r>
+        <w:t>, excluyendo únicamente el identificador único del cliente (</w:t>
+      </w:r>
+      <w:proofErr w:type="spellStart"/>
+      <w:r>
+        <w:t>customerID</w:t>
+      </w:r>
+      <w:proofErr w:type="spellEnd"/>
+      <w:r>
+        <w:t xml:space="preserve">) y la variable objetivo (Churn). Las variables categóricas fueron transformadas mediante codificación </w:t>
+      </w:r>
+      <w:proofErr w:type="spellStart"/>
+      <w:r>
+        <w:t>One</w:t>
+      </w:r>
+      <w:proofErr w:type="spellEnd"/>
+      <w:r>
+        <w:t xml:space="preserve">-Hot </w:t>
+      </w:r>
+      <w:proofErr w:type="spellStart"/>
+      <w:r>
+        <w:t>Encoding</w:t>
+      </w:r>
+      <w:proofErr w:type="spellEnd"/>
+      <w:r>
+        <w:t>, permitiendo que todas las características fueran representadas numéricamente y pudieran ser procesadas por la red neuronal.</w:t>
       </w:r>
     </w:p>
     <w:p>
@@ -1117,7 +1487,23 @@
       </w:pPr>
       <w:r>
         <w:lastRenderedPageBreak/>
-        <w:t>Se implementó una red neuronal tipo Multilayer Perceptron (MLP) con dos capas ocultas:</w:t>
+        <w:t xml:space="preserve">Se implementó una red neuronal tipo </w:t>
+      </w:r>
+      <w:proofErr w:type="spellStart"/>
+      <w:r>
+        <w:t>Multilayer</w:t>
+      </w:r>
+      <w:proofErr w:type="spellEnd"/>
+      <w:r>
+        <w:t xml:space="preserve"> </w:t>
+      </w:r>
+      <w:proofErr w:type="spellStart"/>
+      <w:r>
+        <w:t>Perceptron</w:t>
+      </w:r>
+      <w:proofErr w:type="spellEnd"/>
+      <w:r>
+        <w:t xml:space="preserve"> (MLP) con dos capas ocultas:</w:t>
       </w:r>
     </w:p>
     <w:p>
@@ -1160,67 +1546,131 @@
         <w:jc w:val="both"/>
       </w:pPr>
       <w:r>
-        <w:t>En ambas capas se empleó la función de activación ReLU (Rectified Linear Unit), seleccionada por su capacidad para modelar relaciones no lineales complejas entre las variables de entrada y la variable objetivo, además de favorecer una convergencia más eficiente durante el entrenamiento.</w:t>
-      </w:r>
-    </w:p>
-    <w:p>
-      <w:pPr>
-        <w:spacing w:after="0" w:line="240" w:lineRule="auto"/>
-        <w:jc w:val="both"/>
-      </w:pPr>
-    </w:p>
-    <w:p>
-      <w:pPr>
-        <w:spacing w:after="0" w:line="240" w:lineRule="auto"/>
-        <w:jc w:val="both"/>
-      </w:pPr>
-      <w:r>
-        <w:t xml:space="preserve">Dado que el problema consiste en determinar si un cliente abandonará o no el servicio, se trata de una tarea de clasificación binaria. Por ello, conceptualmente la capa de salida del MLP está diseñada para estimar la probabilidad de pertenencia a una de dos clases posibles: permanencia o abandono del cliente. Por tanto, se utilizó la activación Sigmoid, ya que produce valores comprendidos entre 0 y 1 que pueden interpretarse como probabilidades. </w:t>
-      </w:r>
-    </w:p>
-    <w:p>
-      <w:pPr>
-        <w:spacing w:after="0" w:line="240" w:lineRule="auto"/>
-        <w:jc w:val="both"/>
-      </w:pPr>
-    </w:p>
-    <w:p>
-      <w:pPr>
-        <w:spacing w:after="0" w:line="240" w:lineRule="auto"/>
-        <w:jc w:val="both"/>
-      </w:pPr>
-      <w:r>
-        <w:t>Previo del entrenamiento se aplicó un proceso de normalización mediante StandardScaler, con el objetivo de estandarizar la escala de todas las variables y evitar que aquellas con magnitudes mayores ejercieran una influencia desproporcionada sobre el proceso de aprendizaje.</w:t>
-      </w:r>
-    </w:p>
-    <w:p>
-      <w:pPr>
-        <w:spacing w:after="0" w:line="240" w:lineRule="auto"/>
-        <w:jc w:val="both"/>
-      </w:pPr>
-    </w:p>
-    <w:p>
-      <w:pPr>
-        <w:spacing w:after="0" w:line="240" w:lineRule="auto"/>
-        <w:jc w:val="both"/>
-      </w:pPr>
-      <w:r>
-        <w:t>El entrenamiento de la red neuronal se llevó a cabo utilizando el optimizador Adam (Adaptive Moment Estimation), uno de los algoritmos más utilizados en aprendizaje profundo debido a su capacidad para ajustar automáticamente la tasa de aprendizaje y acelerar la convergencia del modelo.</w:t>
-      </w:r>
-    </w:p>
-    <w:p>
-      <w:pPr>
-        <w:spacing w:after="0" w:line="240" w:lineRule="auto"/>
-        <w:jc w:val="both"/>
-      </w:pPr>
-    </w:p>
-    <w:p>
-      <w:pPr>
-        <w:spacing w:after="0" w:line="240" w:lineRule="auto"/>
-        <w:jc w:val="both"/>
-      </w:pPr>
-      <w:r>
-        <w:t>Considerando que la variable objetivo posee únicamente dos categorías (“Yes” y “No”), la función de pérdida apropiada para este problema corresponde a la Binary Cross Entropy (BCE), la cual mide la discrepancia entre las probabilidades estimadas por la red y las clases reales observadas en los datos.</w:t>
+        <w:t xml:space="preserve">En ambas capas se empleó la función de activación </w:t>
+      </w:r>
+      <w:proofErr w:type="spellStart"/>
+      <w:r>
+        <w:t>ReLU</w:t>
+      </w:r>
+      <w:proofErr w:type="spellEnd"/>
+      <w:r>
+        <w:t xml:space="preserve"> (</w:t>
+      </w:r>
+      <w:proofErr w:type="spellStart"/>
+      <w:r>
+        <w:t>Rectified</w:t>
+      </w:r>
+      <w:proofErr w:type="spellEnd"/>
+      <w:r>
+        <w:t xml:space="preserve"> Linear </w:t>
+      </w:r>
+      <w:proofErr w:type="spellStart"/>
+      <w:r>
+        <w:t>Unit</w:t>
+      </w:r>
+      <w:proofErr w:type="spellEnd"/>
+      <w:r>
+        <w:t>), seleccionada por su capacidad para modelar relaciones no lineales complejas entre las variables de entrada y la variable objetivo, además de favorecer una convergencia más eficiente durante el entrenamiento.</w:t>
+      </w:r>
+    </w:p>
+    <w:p>
+      <w:pPr>
+        <w:spacing w:after="0" w:line="240" w:lineRule="auto"/>
+        <w:jc w:val="both"/>
+      </w:pPr>
+    </w:p>
+    <w:p>
+      <w:pPr>
+        <w:spacing w:after="0" w:line="240" w:lineRule="auto"/>
+        <w:jc w:val="both"/>
+      </w:pPr>
+      <w:r>
+        <w:t xml:space="preserve">Dado que el problema consiste en determinar si un cliente abandonará o no el servicio, se trata de una tarea de clasificación binaria. Por ello, conceptualmente la capa de salida del MLP está diseñada para estimar la probabilidad de pertenencia a una de dos clases posibles: permanencia o abandono del cliente. Por tanto, se utilizó la activación </w:t>
+      </w:r>
+      <w:proofErr w:type="spellStart"/>
+      <w:r>
+        <w:t>Sigmoid</w:t>
+      </w:r>
+      <w:proofErr w:type="spellEnd"/>
+      <w:r>
+        <w:t xml:space="preserve">, ya que produce valores comprendidos entre 0 y 1 que pueden interpretarse como probabilidades. </w:t>
+      </w:r>
+    </w:p>
+    <w:p>
+      <w:pPr>
+        <w:spacing w:after="0" w:line="240" w:lineRule="auto"/>
+        <w:jc w:val="both"/>
+      </w:pPr>
+    </w:p>
+    <w:p>
+      <w:pPr>
+        <w:spacing w:after="0" w:line="240" w:lineRule="auto"/>
+        <w:jc w:val="both"/>
+      </w:pPr>
+      <w:r>
+        <w:t xml:space="preserve">Previo del entrenamiento se aplicó un proceso de normalización mediante </w:t>
+      </w:r>
+      <w:proofErr w:type="spellStart"/>
+      <w:r>
+        <w:t>StandardScaler</w:t>
+      </w:r>
+      <w:proofErr w:type="spellEnd"/>
+      <w:r>
+        <w:t>, con el objetivo de estandarizar la escala de todas las variables y evitar que aquellas con magnitudes mayores ejercieran una influencia desproporcionada sobre el proceso de aprendizaje.</w:t>
+      </w:r>
+    </w:p>
+    <w:p>
+      <w:pPr>
+        <w:spacing w:after="0" w:line="240" w:lineRule="auto"/>
+        <w:jc w:val="both"/>
+      </w:pPr>
+    </w:p>
+    <w:p>
+      <w:pPr>
+        <w:spacing w:after="0" w:line="240" w:lineRule="auto"/>
+        <w:jc w:val="both"/>
+      </w:pPr>
+      <w:r>
+        <w:t xml:space="preserve">El entrenamiento de la red neuronal se llevó a cabo utilizando el optimizador Adam (Adaptive Moment </w:t>
+      </w:r>
+      <w:proofErr w:type="spellStart"/>
+      <w:r>
+        <w:t>Estimation</w:t>
+      </w:r>
+      <w:proofErr w:type="spellEnd"/>
+      <w:r>
+        <w:t>), uno de los algoritmos más utilizados en aprendizaje profundo debido a su capacidad para ajustar automáticamente la tasa de aprendizaje y acelerar la convergencia del modelo.</w:t>
+      </w:r>
+    </w:p>
+    <w:p>
+      <w:pPr>
+        <w:spacing w:after="0" w:line="240" w:lineRule="auto"/>
+        <w:jc w:val="both"/>
+      </w:pPr>
+    </w:p>
+    <w:p>
+      <w:pPr>
+        <w:spacing w:after="0" w:line="240" w:lineRule="auto"/>
+        <w:jc w:val="both"/>
+      </w:pPr>
+      <w:r>
+        <w:t xml:space="preserve">Considerando que la variable objetivo posee únicamente dos categorías (“Yes” y “No”), la función de pérdida apropiada para este problema corresponde a la </w:t>
+      </w:r>
+      <w:proofErr w:type="spellStart"/>
+      <w:r>
+        <w:t>Binary</w:t>
+      </w:r>
+      <w:proofErr w:type="spellEnd"/>
+      <w:r>
+        <w:t xml:space="preserve"> Cross </w:t>
+      </w:r>
+      <w:proofErr w:type="spellStart"/>
+      <w:r>
+        <w:t>Entropy</w:t>
+      </w:r>
+      <w:proofErr w:type="spellEnd"/>
+      <w:r>
+        <w:t xml:space="preserve"> (BCE), la cual mide la discrepancia entre las probabilidades estimadas por la red y las clases reales observadas en los datos.</w:t>
       </w:r>
     </w:p>
     <w:p>
@@ -1241,7 +1691,15 @@
         <w:t>continuación,</w:t>
       </w:r>
       <w:r>
-        <w:t xml:space="preserve"> se detallan los principales hiperparámetros utilizados:</w:t>
+        <w:t xml:space="preserve"> se detallan los principales </w:t>
+      </w:r>
+      <w:proofErr w:type="spellStart"/>
+      <w:r>
+        <w:t>hiperparámetros</w:t>
+      </w:r>
+      <w:proofErr w:type="spellEnd"/>
+      <w:r>
+        <w:t xml:space="preserve"> utilizados:</w:t>
       </w:r>
     </w:p>
     <w:p>
@@ -1269,7 +1727,15 @@
         <w:jc w:val="both"/>
       </w:pPr>
       <w:r>
-        <w:t>Función de activación: ReLU.</w:t>
+        <w:t xml:space="preserve">Función de activación: </w:t>
+      </w:r>
+      <w:proofErr w:type="spellStart"/>
+      <w:r>
+        <w:t>ReLU</w:t>
+      </w:r>
+      <w:proofErr w:type="spellEnd"/>
+      <w:r>
+        <w:t>.</w:t>
       </w:r>
     </w:p>
     <w:p>
@@ -1325,7 +1791,15 @@
         <w:jc w:val="both"/>
       </w:pPr>
       <w:r>
-        <w:t>Escalamiento previo de las variables mediante StandardScaler.</w:t>
+        <w:t xml:space="preserve">Escalamiento previo de las variables mediante </w:t>
+      </w:r>
+      <w:proofErr w:type="spellStart"/>
+      <w:r>
+        <w:t>StandardScaler</w:t>
+      </w:r>
+      <w:proofErr w:type="spellEnd"/>
+      <w:r>
+        <w:t>.</w:t>
       </w:r>
     </w:p>
     <w:p>
@@ -1346,7 +1820,15 @@
         <w:t xml:space="preserve"> </w:t>
       </w:r>
       <w:r>
-        <w:t xml:space="preserve">La principal métrica de desempeño utilizada fue la exactitud (Accuracy), </w:t>
+        <w:t>La principal métrica de desempeño utilizada fue la exactitud (</w:t>
+      </w:r>
+      <w:proofErr w:type="spellStart"/>
+      <w:r>
+        <w:t>Accuracy</w:t>
+      </w:r>
+      <w:proofErr w:type="spellEnd"/>
+      <w:r>
+        <w:t xml:space="preserve">), </w:t>
       </w:r>
       <w:r>
         <w:t>obteniendo un valor de 0,7345.</w:t>
@@ -1371,7 +1853,15 @@
       </w:r>
       <w:r>
         <w:lastRenderedPageBreak/>
-        <w:t>(sobreajuste o subajuste). La</w:t>
+        <w:t xml:space="preserve">(sobreajuste o </w:t>
+      </w:r>
+      <w:proofErr w:type="spellStart"/>
+      <w:r>
+        <w:t>subajuste</w:t>
+      </w:r>
+      <w:proofErr w:type="spellEnd"/>
+      <w:r>
+        <w:t>). La</w:t>
       </w:r>
       <w:r>
         <w:t xml:space="preserve"> disminución progresiva de la pérdida indica que el modelo está aprendiendo patrones relevantes presentes en los datos.</w:t>
@@ -1676,7 +2166,21 @@
         <w:rPr>
           <w:lang w:val="es-MX"/>
         </w:rPr>
-        <w:t>Al comparar los resultados obtenidos, se observó que ambos modelos fueron capaces de identificar clientes con riesgo de abandono. Sin embargo, el MLP mostró una mayor capacidad para modelar las relaciones complejas existentes entre las variables del dataset, obteniendo un desempeño más estable ante diferentes combinaciones de características.</w:t>
+        <w:t xml:space="preserve">Al comparar los resultados obtenidos, se observó que ambos modelos fueron capaces de identificar clientes con riesgo de abandono. Sin embargo, el MLP mostró una mayor capacidad para modelar las relaciones complejas existentes entre las variables del </w:t>
+      </w:r>
+      <w:proofErr w:type="spellStart"/>
+      <w:r>
+        <w:rPr>
+          <w:lang w:val="es-MX"/>
+        </w:rPr>
+        <w:t>dataset</w:t>
+      </w:r>
+      <w:proofErr w:type="spellEnd"/>
+      <w:r>
+        <w:rPr>
+          <w:lang w:val="es-MX"/>
+        </w:rPr>
+        <w:t>, obteniendo un desempeño más estable ante diferentes combinaciones de características.</w:t>
       </w:r>
     </w:p>
     <w:p>
@@ -1726,7 +2230,21 @@
         <w:rPr>
           <w:lang w:val="es-MX"/>
         </w:rPr>
-        <w:t>En el caso de kNN, los errores de clasificación estuvieron principalmente asociados a observaciones ubicadas cerca de los límites entre ambas clases. Cuando existen clientes con características similares pero pertenecientes a categorías distintas, el algoritmo puede presentar dificultades para determinar correctamente la clase final.</w:t>
+        <w:t xml:space="preserve">En el caso de </w:t>
+      </w:r>
+      <w:proofErr w:type="spellStart"/>
+      <w:r>
+        <w:rPr>
+          <w:lang w:val="es-MX"/>
+        </w:rPr>
+        <w:t>kNN</w:t>
+      </w:r>
+      <w:proofErr w:type="spellEnd"/>
+      <w:r>
+        <w:rPr>
+          <w:lang w:val="es-MX"/>
+        </w:rPr>
+        <w:t>, los errores de clasificación estuvieron principalmente asociados a observaciones ubicadas cerca de los límites entre ambas clases. Cuando existen clientes con características similares pero pertenecientes a categorías distintas, el algoritmo puede presentar dificultades para determinar correctamente la clase final.</w:t>
       </w:r>
     </w:p>
     <w:p>
@@ -1894,7 +2412,43 @@
                 <w:szCs w:val="22"/>
                 <w:lang w:val="es-MX"/>
               </w:rPr>
-              <w:t>k-Nearest Neighbors (kNN)</w:t>
+              <w:t>k-</w:t>
+            </w:r>
+            <w:proofErr w:type="spellStart"/>
+            <w:r>
+              <w:rPr>
+                <w:sz w:val="22"/>
+                <w:szCs w:val="22"/>
+                <w:lang w:val="es-MX"/>
+              </w:rPr>
+              <w:t>Nearest</w:t>
+            </w:r>
+            <w:proofErr w:type="spellEnd"/>
+            <w:r>
+              <w:rPr>
+                <w:sz w:val="22"/>
+                <w:szCs w:val="22"/>
+                <w:lang w:val="es-MX"/>
+              </w:rPr>
+              <w:t xml:space="preserve"> Neighbors (</w:t>
+            </w:r>
+            <w:proofErr w:type="spellStart"/>
+            <w:r>
+              <w:rPr>
+                <w:sz w:val="22"/>
+                <w:szCs w:val="22"/>
+                <w:lang w:val="es-MX"/>
+              </w:rPr>
+              <w:t>kNN</w:t>
+            </w:r>
+            <w:proofErr w:type="spellEnd"/>
+            <w:r>
+              <w:rPr>
+                <w:sz w:val="22"/>
+                <w:szCs w:val="22"/>
+                <w:lang w:val="es-MX"/>
+              </w:rPr>
+              <w:t>)</w:t>
             </w:r>
           </w:p>
           <w:p>
@@ -2024,7 +2578,25 @@
                 <w:szCs w:val="22"/>
                 <w:lang w:val="es-MX"/>
               </w:rPr>
-              <w:t>El rendimiento depende significativamente de la selección del parámetro kkk.</w:t>
+              <w:t xml:space="preserve">El rendimiento depende significativamente de la selección del parámetro </w:t>
+            </w:r>
+            <w:proofErr w:type="spellStart"/>
+            <w:r>
+              <w:rPr>
+                <w:sz w:val="22"/>
+                <w:szCs w:val="22"/>
+                <w:lang w:val="es-MX"/>
+              </w:rPr>
+              <w:t>kkk</w:t>
+            </w:r>
+            <w:proofErr w:type="spellEnd"/>
+            <w:r>
+              <w:rPr>
+                <w:sz w:val="22"/>
+                <w:szCs w:val="22"/>
+                <w:lang w:val="es-MX"/>
+              </w:rPr>
+              <w:t>.</w:t>
             </w:r>
           </w:p>
           <w:p>
@@ -2041,7 +2613,25 @@
                 <w:szCs w:val="22"/>
                 <w:lang w:val="es-MX"/>
               </w:rPr>
-              <w:t>Presenta mayores tiempos de predicción cuando aumenta el tamaño del dataset.</w:t>
+              <w:t xml:space="preserve">Presenta mayores tiempos de predicción cuando aumenta el tamaño del </w:t>
+            </w:r>
+            <w:proofErr w:type="spellStart"/>
+            <w:r>
+              <w:rPr>
+                <w:sz w:val="22"/>
+                <w:szCs w:val="22"/>
+                <w:lang w:val="es-MX"/>
+              </w:rPr>
+              <w:t>dataset</w:t>
+            </w:r>
+            <w:proofErr w:type="spellEnd"/>
+            <w:r>
+              <w:rPr>
+                <w:sz w:val="22"/>
+                <w:szCs w:val="22"/>
+                <w:lang w:val="es-MX"/>
+              </w:rPr>
+              <w:t>.</w:t>
             </w:r>
           </w:p>
           <w:p>
@@ -2233,7 +2823,25 @@
                 <w:szCs w:val="22"/>
                 <w:lang w:val="es-MX"/>
               </w:rPr>
-              <w:t>Necesita ajustar hiperparámetros como número de capas, neuronas, tasa de aprendizaje y épocas.</w:t>
+              <w:t xml:space="preserve">Necesita ajustar </w:t>
+            </w:r>
+            <w:proofErr w:type="spellStart"/>
+            <w:r>
+              <w:rPr>
+                <w:sz w:val="22"/>
+                <w:szCs w:val="22"/>
+                <w:lang w:val="es-MX"/>
+              </w:rPr>
+              <w:t>hiperparámetros</w:t>
+            </w:r>
+            <w:proofErr w:type="spellEnd"/>
+            <w:r>
+              <w:rPr>
+                <w:sz w:val="22"/>
+                <w:szCs w:val="22"/>
+                <w:lang w:val="es-MX"/>
+              </w:rPr>
+              <w:t xml:space="preserve"> como número de capas, neuronas, tasa de aprendizaje y épocas.</w:t>
             </w:r>
           </w:p>
           <w:p>
@@ -2309,7 +2917,21 @@
         <w:rPr>
           <w:lang w:val="es-MX"/>
         </w:rPr>
-        <w:t>os resultados obtenidos evidencian que tanto kNN como MLP pueden utilizarse como herramientas de apoyo para la gestión de clientes en empresas de telecomunicaciones.</w:t>
+        <w:t xml:space="preserve">os resultados obtenidos evidencian que tanto </w:t>
+      </w:r>
+      <w:proofErr w:type="spellStart"/>
+      <w:r>
+        <w:rPr>
+          <w:lang w:val="es-MX"/>
+        </w:rPr>
+        <w:t>kNN</w:t>
+      </w:r>
+      <w:proofErr w:type="spellEnd"/>
+      <w:r>
+        <w:rPr>
+          <w:lang w:val="es-MX"/>
+        </w:rPr>
+        <w:t xml:space="preserve"> como MLP pueden utilizarse como herramientas de apoyo para la gestión de clientes en empresas de telecomunicaciones.</w:t>
       </w:r>
     </w:p>
     <w:p>
@@ -2369,31 +2991,59 @@
         <w:rPr>
           <w:lang w:val="es-MX"/>
         </w:rPr>
-        <w:t>Desde una perspectiva operativa, el modelo kNN puede resultar adecuado cuando se buscan soluciones simples y de rápida implementación. Sin embargo, conforme aumenta la cantidad de clientes y variables disponibles, el modelo MLP presenta ventajas importantes debido a su capacidad para aprender patrones más complejos y adaptarse a escenarios de mayor volumen de información.</w:t>
-      </w:r>
-    </w:p>
-    <w:p>
-      <w:pPr>
-        <w:spacing w:after="0" w:line="240" w:lineRule="auto"/>
-        <w:jc w:val="both"/>
-        <w:rPr>
-          <w:lang w:val="es-MX"/>
-        </w:rPr>
-      </w:pPr>
-    </w:p>
-    <w:p>
-      <w:pPr>
-        <w:spacing w:after="0" w:line="240" w:lineRule="auto"/>
-        <w:jc w:val="both"/>
-        <w:rPr>
-          <w:lang w:val="es-MX"/>
-        </w:rPr>
-      </w:pPr>
-      <w:r>
-        <w:rPr>
-          <w:lang w:val="es-MX"/>
-        </w:rPr>
-        <w:t>Considerando las características del dataset utilizado y la naturaleza del problema de clasificación, el modelo MLP se perfila como la alternativa más adecuada para una implementación empresarial, ya que combina una buena capacidad predictiva con la posibilidad de estimar probabilidades de abandono que pueden utilizarse para segmentar clientes según su nivel de riesgo.</w:t>
+        <w:t xml:space="preserve">Desde una perspectiva operativa, el modelo </w:t>
+      </w:r>
+      <w:proofErr w:type="spellStart"/>
+      <w:r>
+        <w:rPr>
+          <w:lang w:val="es-MX"/>
+        </w:rPr>
+        <w:t>kNN</w:t>
+      </w:r>
+      <w:proofErr w:type="spellEnd"/>
+      <w:r>
+        <w:rPr>
+          <w:lang w:val="es-MX"/>
+        </w:rPr>
+        <w:t xml:space="preserve"> puede resultar adecuado cuando se buscan soluciones simples y de rápida implementación. Sin embargo, conforme aumenta la cantidad de clientes y variables disponibles, el modelo MLP presenta ventajas importantes debido a su capacidad para aprender patrones más complejos y adaptarse a escenarios de mayor volumen de información.</w:t>
+      </w:r>
+    </w:p>
+    <w:p>
+      <w:pPr>
+        <w:spacing w:after="0" w:line="240" w:lineRule="auto"/>
+        <w:jc w:val="both"/>
+        <w:rPr>
+          <w:lang w:val="es-MX"/>
+        </w:rPr>
+      </w:pPr>
+    </w:p>
+    <w:p>
+      <w:pPr>
+        <w:spacing w:after="0" w:line="240" w:lineRule="auto"/>
+        <w:jc w:val="both"/>
+        <w:rPr>
+          <w:lang w:val="es-MX"/>
+        </w:rPr>
+      </w:pPr>
+      <w:r>
+        <w:rPr>
+          <w:lang w:val="es-MX"/>
+        </w:rPr>
+        <w:t xml:space="preserve">Considerando las características del </w:t>
+      </w:r>
+      <w:proofErr w:type="spellStart"/>
+      <w:r>
+        <w:rPr>
+          <w:lang w:val="es-MX"/>
+        </w:rPr>
+        <w:t>dataset</w:t>
+      </w:r>
+      <w:proofErr w:type="spellEnd"/>
+      <w:r>
+        <w:rPr>
+          <w:lang w:val="es-MX"/>
+        </w:rPr>
+        <w:t xml:space="preserve"> utilizado y la naturaleza del problema de clasificación, el modelo MLP se perfila como la alternativa más adecuada para una implementación empresarial, ya que combina una buena capacidad predictiva con la posibilidad de estimar probabilidades de abandono que pueden utilizarse para segmentar clientes según su nivel de riesgo.</w:t>
       </w:r>
     </w:p>
     <w:p>
@@ -2420,28 +3070,42 @@
     </w:p>
     <w:p>
       <w:pPr>
-        <w:spacing w:after="0" w:line="240" w:lineRule="auto"/>
-        <w:jc w:val="both"/>
+        <w:rPr>
+          <w:b/>
+          <w:bCs/>
+          <w:lang w:val="es-MX"/>
+        </w:rPr>
+      </w:pPr>
+      <w:r>
+        <w:rPr>
+          <w:b/>
+          <w:bCs/>
+          <w:lang w:val="es-MX"/>
+        </w:rPr>
+        <w:lastRenderedPageBreak/>
+        <w:t>Despliegue de la app</w:t>
+      </w:r>
+    </w:p>
+    <w:p>
+      <w:pPr>
         <w:rPr>
           <w:b/>
           <w:bCs/>
           <w:noProof/>
         </w:rPr>
       </w:pPr>
-      <w:r>
+    </w:p>
+    <w:p>
+      <w:pPr>
         <w:rPr>
           <w:b/>
           <w:bCs/>
           <w:noProof/>
         </w:rPr>
-        <w:lastRenderedPageBreak/>
-        <w:t>Apéndice 1</w:t>
-      </w:r>
-    </w:p>
-    <w:p>
-      <w:pPr>
-        <w:spacing w:after="0" w:line="240" w:lineRule="auto"/>
-        <w:jc w:val="both"/>
+      </w:pPr>
+    </w:p>
+    <w:p>
+      <w:pPr>
         <w:rPr>
           <w:b/>
           <w:bCs/>
@@ -2451,16 +3115,43 @@
     </w:p>
     <w:p>
       <w:pPr>
-        <w:spacing w:after="0" w:line="240" w:lineRule="auto"/>
-        <w:jc w:val="both"/>
-        <w:rPr>
-          <w:lang w:val="es-MX"/>
-        </w:rPr>
-      </w:pPr>
-      <w:r>
-        <w:rPr>
+        <w:rPr>
+          <w:lang w:val="es-MX"/>
+        </w:rPr>
+      </w:pPr>
+      <w:r>
+        <w:rPr>
+          <w:b/>
+          <w:bCs/>
           <w:noProof/>
         </w:rPr>
+        <w:t>Apéndice 1</w:t>
+      </w:r>
+    </w:p>
+    <w:p>
+      <w:pPr>
+        <w:spacing w:after="0" w:line="240" w:lineRule="auto"/>
+        <w:jc w:val="both"/>
+        <w:rPr>
+          <w:b/>
+          <w:bCs/>
+          <w:noProof/>
+        </w:rPr>
+      </w:pPr>
+    </w:p>
+    <w:p>
+      <w:pPr>
+        <w:spacing w:after="0" w:line="240" w:lineRule="auto"/>
+        <w:jc w:val="both"/>
+        <w:rPr>
+          <w:lang w:val="es-MX"/>
+        </w:rPr>
+      </w:pPr>
+      <w:r>
+        <w:rPr>
+          <w:noProof/>
+        </w:rPr>
+        <w:lastRenderedPageBreak/>
         <w:drawing>
           <wp:inline distT="0" distB="0" distL="0" distR="0" wp14:anchorId="4CE6E726" wp14:editId="1B6DBDA0">
             <wp:extent cx="4913630" cy="8213234"/>
@@ -3569,6 +4260,7 @@
   <w:style w:type="character" w:default="1" w:styleId="Fuentedeprrafopredeter">
     <w:name w:val="Default Paragraph Font"/>
     <w:uiPriority w:val="1"/>
+    <w:semiHidden/>
     <w:unhideWhenUsed/>
   </w:style>
   <w:style w:type="table" w:default="1" w:styleId="Tablanormal">

--- a/grupo9_tarea3_informe.docx
+++ b/grupo9_tarea3_informe.docx
@@ -39,7 +39,6 @@
         </w:rPr>
         <w:t xml:space="preserve">Modelo de Clasificación de Clientes de </w:t>
       </w:r>
-      <w:proofErr w:type="spellStart"/>
       <w:r>
         <w:rPr>
           <w:b/>
@@ -48,7 +47,6 @@
         </w:rPr>
         <w:t>Telco</w:t>
       </w:r>
-      <w:proofErr w:type="spellEnd"/>
     </w:p>
     <w:p>
       <w:pPr>
@@ -119,131 +117,75 @@
           <w:bCs/>
           <w:lang w:val="es-MX"/>
         </w:rPr>
-        <w:t xml:space="preserve">Selección y exploración inicial del </w:t>
-      </w:r>
-      <w:proofErr w:type="spellStart"/>
-      <w:r>
+        <w:t>Selección y exploración inicial del dataset</w:t>
+      </w:r>
+    </w:p>
+    <w:p>
+      <w:pPr>
+        <w:pStyle w:val="Prrafodelista"/>
+        <w:spacing w:after="0" w:line="240" w:lineRule="auto"/>
+        <w:ind w:left="360"/>
+        <w:jc w:val="both"/>
         <w:rPr>
           <w:b/>
           <w:bCs/>
           <w:lang w:val="es-MX"/>
         </w:rPr>
-        <w:t>dataset</w:t>
-      </w:r>
-      <w:proofErr w:type="spellEnd"/>
-    </w:p>
-    <w:p>
-      <w:pPr>
-        <w:pStyle w:val="Prrafodelista"/>
-        <w:spacing w:after="0" w:line="240" w:lineRule="auto"/>
-        <w:ind w:left="360"/>
-        <w:jc w:val="both"/>
+      </w:pPr>
+    </w:p>
+    <w:p>
+      <w:pPr>
+        <w:spacing w:after="0" w:line="240" w:lineRule="auto"/>
+        <w:jc w:val="both"/>
+        <w:rPr>
+          <w:lang w:val="es-MX"/>
+        </w:rPr>
+      </w:pPr>
+      <w:r>
+        <w:rPr>
+          <w:lang w:val="es-MX"/>
+        </w:rPr>
+        <w:t xml:space="preserve">En toda actividad económica, el mantenimiento de clientes constituye un reto importante. De manera particular, en el sector servicios, el mantenimiento o la fidelización de un cliente depende de varios factores entre los cuales pueden destacarse </w:t>
+      </w:r>
+      <w:r>
+        <w:rPr>
+          <w:lang w:val="es-MX"/>
+        </w:rPr>
+        <w:t>características sociodemográficas, la cantidad y calidad de servicios contratados, entre otros.</w:t>
+      </w:r>
+    </w:p>
+    <w:p>
+      <w:pPr>
+        <w:spacing w:after="0" w:line="240" w:lineRule="auto"/>
+        <w:jc w:val="both"/>
+        <w:rPr>
+          <w:lang w:val="es-MX"/>
+        </w:rPr>
+      </w:pPr>
+    </w:p>
+    <w:p>
+      <w:pPr>
+        <w:spacing w:after="0" w:line="240" w:lineRule="auto"/>
+        <w:jc w:val="both"/>
+      </w:pPr>
+      <w:r>
+        <w:rPr>
+          <w:lang w:val="es-MX"/>
+        </w:rPr>
+        <w:t xml:space="preserve">Para el presente trabajo, se utiliza una base de datos de </w:t>
+      </w:r>
+      <w:r>
         <w:rPr>
           <w:b/>
           <w:bCs/>
-          <w:lang w:val="es-MX"/>
-        </w:rPr>
-      </w:pPr>
-    </w:p>
-    <w:p>
-      <w:pPr>
-        <w:spacing w:after="0" w:line="240" w:lineRule="auto"/>
-        <w:jc w:val="both"/>
-        <w:rPr>
-          <w:lang w:val="es-MX"/>
-        </w:rPr>
-      </w:pPr>
-      <w:r>
-        <w:rPr>
-          <w:lang w:val="es-MX"/>
-        </w:rPr>
-        <w:t xml:space="preserve">En toda actividad económica, el mantenimiento de clientes constituye un reto importante. De manera particular, en el sector servicios, el mantenimiento o la fidelización de un cliente depende de varios factores entre los cuales pueden destacarse </w:t>
-      </w:r>
-      <w:r>
-        <w:rPr>
-          <w:lang w:val="es-MX"/>
-        </w:rPr>
-        <w:t>características sociodemográficas, la cantidad y calidad de servicios contratados, entre otros.</w:t>
-      </w:r>
-    </w:p>
-    <w:p>
-      <w:pPr>
-        <w:spacing w:after="0" w:line="240" w:lineRule="auto"/>
-        <w:jc w:val="both"/>
-        <w:rPr>
-          <w:lang w:val="es-MX"/>
-        </w:rPr>
-      </w:pPr>
-    </w:p>
-    <w:p>
-      <w:pPr>
-        <w:spacing w:after="0" w:line="240" w:lineRule="auto"/>
-        <w:jc w:val="both"/>
-      </w:pPr>
-      <w:r>
-        <w:rPr>
-          <w:lang w:val="es-MX"/>
-        </w:rPr>
-        <w:t xml:space="preserve">Para el presente trabajo, se utiliza una base de datos de </w:t>
-      </w:r>
-      <w:r>
-        <w:rPr>
-          <w:b/>
-          <w:bCs/>
-        </w:rPr>
-        <w:t xml:space="preserve">IBM </w:t>
-      </w:r>
-      <w:proofErr w:type="spellStart"/>
-      <w:r>
-        <w:rPr>
-          <w:b/>
-          <w:bCs/>
-        </w:rPr>
-        <w:t>Telco</w:t>
-      </w:r>
-      <w:proofErr w:type="spellEnd"/>
-      <w:r>
-        <w:rPr>
-          <w:b/>
-          <w:bCs/>
-        </w:rPr>
-        <w:t xml:space="preserve"> </w:t>
-      </w:r>
-      <w:proofErr w:type="spellStart"/>
-      <w:r>
-        <w:rPr>
-          <w:b/>
-          <w:bCs/>
-        </w:rPr>
-        <w:t>Customer</w:t>
-      </w:r>
-      <w:proofErr w:type="spellEnd"/>
-      <w:r>
-        <w:rPr>
-          <w:b/>
-          <w:bCs/>
-        </w:rPr>
-        <w:t xml:space="preserve"> Churn</w:t>
-      </w:r>
-      <w:r>
-        <w:rPr>
-          <w:lang w:val="es-MX"/>
-        </w:rPr>
-        <w:t xml:space="preserve">, la cual cuanta con información de 7.043 clientes y 21 variables. Las variables del </w:t>
-      </w:r>
-      <w:proofErr w:type="spellStart"/>
-      <w:r>
-        <w:rPr>
-          <w:lang w:val="es-MX"/>
-        </w:rPr>
-        <w:t>dataset</w:t>
-      </w:r>
-      <w:proofErr w:type="spellEnd"/>
-      <w:r>
-        <w:rPr>
-          <w:lang w:val="es-MX"/>
-        </w:rPr>
-        <w:t xml:space="preserve"> describen datos sociodemográficos como el género, si el cliente es mayor de 65 años, si tiene pareja; datos del número de servicios que tiene contratado, la cantidad de meses que mantiene el contrato, monto mensual del contrato y monto anual del contrato. Para la clasificación la base de datos contiene una variable dicotómica que indica si un cliente se ha dado de baja de la compañía o no. </w:t>
+        </w:rPr>
+        <w:t>IBM Telco Customer Churn</w:t>
+      </w:r>
+      <w:r>
+        <w:rPr>
+          <w:lang w:val="es-MX"/>
+        </w:rPr>
+        <w:t xml:space="preserve">, la cual cuanta con información de 7.043 clientes y 21 variables. Las variables del dataset describen datos sociodemográficos como el género, si el cliente es mayor de 65 años, si tiene pareja; datos del número de servicios que tiene contratado, la cantidad de meses que mantiene el contrato, monto mensual del contrato y monto anual del contrato. Para la clasificación la base de datos contiene una variable dicotómica que indica si un cliente se ha dado de baja de la compañía o no. </w:t>
       </w:r>
     </w:p>
     <w:p>
@@ -273,21 +215,7 @@
         <w:rPr>
           <w:lang w:val="es-MX"/>
         </w:rPr>
-        <w:t xml:space="preserve">, se observa que, de las 21 variables (20 para análisis) 3 son numéricas. Sin embargo, la variable </w:t>
-      </w:r>
-      <w:proofErr w:type="spellStart"/>
-      <w:r>
-        <w:rPr>
-          <w:lang w:val="es-MX"/>
-        </w:rPr>
-        <w:t>TotalCharges</w:t>
-      </w:r>
-      <w:proofErr w:type="spellEnd"/>
-      <w:r>
-        <w:rPr>
-          <w:lang w:val="es-MX"/>
-        </w:rPr>
-        <w:t xml:space="preserve"> aparece como objeto debiendo ser numérica de tipo flotante</w:t>
+        <w:t>, se observa que, de las 21 variables (20 para análisis) 3 son numéricas. Sin embargo, la variable TotalCharges aparece como objeto debiendo ser numérica de tipo flotante</w:t>
       </w:r>
       <w:r>
         <w:rPr>
@@ -299,21 +227,7 @@
         <w:rPr>
           <w:lang w:val="es-MX"/>
         </w:rPr>
-        <w:t xml:space="preserve">. Es importante notar que la variable </w:t>
-      </w:r>
-      <w:proofErr w:type="spellStart"/>
-      <w:r>
-        <w:rPr>
-          <w:lang w:val="es-MX"/>
-        </w:rPr>
-        <w:t>SeniorCitizen</w:t>
-      </w:r>
-      <w:proofErr w:type="spellEnd"/>
-      <w:r>
-        <w:rPr>
-          <w:lang w:val="es-MX"/>
-        </w:rPr>
-        <w:t xml:space="preserve"> que indica si una persona es mayor de 65 años</w:t>
+        <w:t>. Es importante notar que la variable SeniorCitizen que indica si una persona es mayor de 65 años</w:t>
       </w:r>
       <w:r>
         <w:rPr>
@@ -343,21 +257,7 @@
         <w:rPr>
           <w:lang w:val="es-MX"/>
         </w:rPr>
-        <w:t xml:space="preserve">Respecto de valores faltantes, al momento de cambiar el tipo de la variable </w:t>
-      </w:r>
-      <w:proofErr w:type="spellStart"/>
-      <w:r>
-        <w:rPr>
-          <w:lang w:val="es-MX"/>
-        </w:rPr>
-        <w:t>TotalCharges</w:t>
-      </w:r>
-      <w:proofErr w:type="spellEnd"/>
-      <w:r>
-        <w:rPr>
-          <w:lang w:val="es-MX"/>
-        </w:rPr>
-        <w:t>, se encontraron 11 registros nulos, por lo que se imputan los valores de la variable con la mediana.</w:t>
+        <w:t>Respecto de valores faltantes, al momento de cambiar el tipo de la variable TotalCharges, se encontraron 11 registros nulos, por lo que se imputan los valores de la variable con la mediana.</w:t>
       </w:r>
     </w:p>
     <w:p>
@@ -418,21 +318,7 @@
         <w:rPr>
           <w:lang w:val="es-MX"/>
         </w:rPr>
-        <w:t xml:space="preserve">La variable predictora es la variable </w:t>
-      </w:r>
-      <w:proofErr w:type="spellStart"/>
-      <w:r>
-        <w:rPr>
-          <w:lang w:val="es-MX"/>
-        </w:rPr>
-        <w:t>churn</w:t>
-      </w:r>
-      <w:proofErr w:type="spellEnd"/>
-      <w:r>
-        <w:rPr>
-          <w:lang w:val="es-MX"/>
-        </w:rPr>
-        <w:t>, la cual indica si un cliente se ha dado de baja o no de la compañía. Para el análisis, se ha recodificado al variable de tal modo que toma el valor de “0” si no ha dejado la compañía y el valor de “1” si la ha dejado. En el siguiente gráfico se puede observar la distribución de la variable, en el cual se aprecia que la variable se encuentra desbalanceada.</w:t>
+        <w:t>La variable predictora es la variable churn, la cual indica si un cliente se ha dado de baja o no de la compañía. Para el análisis, se ha recodificado al variable de tal modo que toma el valor de “0” si no ha dejado la compañía y el valor de “1” si la ha dejado. En el siguiente gráfico se puede observar la distribución de la variable, en el cual se aprecia que la variable se encuentra desbalanceada.</w:t>
       </w:r>
     </w:p>
     <w:p>
@@ -620,74 +506,72 @@
           <w:bCs/>
           <w:lang w:val="es-MX"/>
         </w:rPr>
-        <w:t xml:space="preserve">Modelo </w:t>
-      </w:r>
-      <w:proofErr w:type="spellStart"/>
-      <w:r>
+        <w:t>Modelo kNN</w:t>
+      </w:r>
+    </w:p>
+    <w:p>
+      <w:pPr>
+        <w:pStyle w:val="Prrafodelista"/>
+        <w:spacing w:after="0" w:line="240" w:lineRule="auto"/>
+        <w:ind w:left="360"/>
+        <w:jc w:val="both"/>
         <w:rPr>
           <w:b/>
           <w:bCs/>
           <w:lang w:val="es-MX"/>
         </w:rPr>
-        <w:t>kNN</w:t>
-      </w:r>
-      <w:proofErr w:type="spellEnd"/>
-    </w:p>
-    <w:p>
-      <w:pPr>
-        <w:pStyle w:val="Prrafodelista"/>
-        <w:spacing w:after="0" w:line="240" w:lineRule="auto"/>
-        <w:ind w:left="360"/>
-        <w:jc w:val="both"/>
-        <w:rPr>
-          <w:b/>
-          <w:bCs/>
-          <w:lang w:val="es-MX"/>
-        </w:rPr>
-      </w:pPr>
-    </w:p>
-    <w:p>
-      <w:pPr>
-        <w:spacing w:after="0" w:line="240" w:lineRule="auto"/>
-        <w:jc w:val="both"/>
-        <w:rPr>
-          <w:lang w:val="es-MX"/>
-        </w:rPr>
-      </w:pPr>
-      <w:r>
-        <w:rPr>
-          <w:lang w:val="es-MX"/>
-        </w:rPr>
-        <w:t xml:space="preserve">Previo a la ejecución del modelado </w:t>
-      </w:r>
-      <w:proofErr w:type="spellStart"/>
-      <w:r>
-        <w:rPr>
-          <w:lang w:val="es-MX"/>
-        </w:rPr>
-        <w:t>kNN</w:t>
-      </w:r>
-      <w:proofErr w:type="spellEnd"/>
-      <w:r>
-        <w:rPr>
-          <w:lang w:val="es-MX"/>
-        </w:rPr>
-        <w:t xml:space="preserve">, se realizó </w:t>
-      </w:r>
-      <w:r>
-        <w:rPr>
-          <w:lang w:val="es-MX"/>
-        </w:rPr>
-        <w:t xml:space="preserve">el escalamiento de las variables predictoras, tanto del set de entrenamiento como del set de pruebas. Adicionalmente, se realizó la codificación/transformación de todas las variables cualitativas a variables tipo </w:t>
-      </w:r>
-      <w:proofErr w:type="spellStart"/>
-      <w:r>
-        <w:rPr>
-          <w:lang w:val="es-MX"/>
-        </w:rPr>
-        <w:t>dummy</w:t>
-      </w:r>
-      <w:proofErr w:type="spellEnd"/>
+      </w:pPr>
+    </w:p>
+    <w:p>
+      <w:pPr>
+        <w:spacing w:after="0" w:line="240" w:lineRule="auto"/>
+        <w:jc w:val="both"/>
+        <w:rPr>
+          <w:lang w:val="es-MX"/>
+        </w:rPr>
+      </w:pPr>
+      <w:r>
+        <w:rPr>
+          <w:lang w:val="es-MX"/>
+        </w:rPr>
+        <w:t xml:space="preserve">Previo a la ejecución del modelado kNN, se realizó </w:t>
+      </w:r>
+      <w:r>
+        <w:rPr>
+          <w:lang w:val="es-MX"/>
+        </w:rPr>
+        <w:t>el escalamiento de las variables predictoras, tanto del set de entrenamiento como del set de pruebas. Adicionalmente, se realizó la codificación/transformación de todas las variables cualitativas a variables tipo dummy.</w:t>
+      </w:r>
+    </w:p>
+    <w:p>
+      <w:pPr>
+        <w:spacing w:after="0" w:line="240" w:lineRule="auto"/>
+        <w:jc w:val="both"/>
+        <w:rPr>
+          <w:lang w:val="es-MX"/>
+        </w:rPr>
+      </w:pPr>
+    </w:p>
+    <w:p>
+      <w:pPr>
+        <w:spacing w:after="0" w:line="240" w:lineRule="auto"/>
+        <w:jc w:val="both"/>
+        <w:rPr>
+          <w:lang w:val="es-MX"/>
+        </w:rPr>
+      </w:pPr>
+      <w:r>
+        <w:rPr>
+          <w:lang w:val="es-MX"/>
+        </w:rPr>
+        <w:t xml:space="preserve">Se realizó el entrenamiento del modelo </w:t>
+      </w:r>
+      <w:r>
+        <w:rPr>
+          <w:lang w:val="es-MX"/>
+        </w:rPr>
+        <w:t>con k = 9, obteniendo una exactitud de 0,7885</w:t>
+      </w:r>
       <w:r>
         <w:rPr>
           <w:lang w:val="es-MX"/>
@@ -716,71 +600,7 @@
         <w:rPr>
           <w:lang w:val="es-MX"/>
         </w:rPr>
-        <w:t xml:space="preserve">Se realizó el entrenamiento del modelo </w:t>
-      </w:r>
-      <w:r>
-        <w:rPr>
-          <w:lang w:val="es-MX"/>
-        </w:rPr>
-        <w:t>con k = 9, obteniendo una exactitud de 0,7885</w:t>
-      </w:r>
-      <w:r>
-        <w:rPr>
-          <w:lang w:val="es-MX"/>
-        </w:rPr>
-        <w:t>.</w:t>
-      </w:r>
-    </w:p>
-    <w:p>
-      <w:pPr>
-        <w:spacing w:after="0" w:line="240" w:lineRule="auto"/>
-        <w:jc w:val="both"/>
-        <w:rPr>
-          <w:lang w:val="es-MX"/>
-        </w:rPr>
-      </w:pPr>
-    </w:p>
-    <w:p>
-      <w:pPr>
-        <w:spacing w:after="0" w:line="240" w:lineRule="auto"/>
-        <w:jc w:val="both"/>
-        <w:rPr>
-          <w:lang w:val="es-MX"/>
-        </w:rPr>
-      </w:pPr>
-      <w:r>
-        <w:rPr>
-          <w:lang w:val="es-MX"/>
-        </w:rPr>
-        <w:t>Respecto del reporte de clasificación se puede observar que, de todos los clientes que fueron clasificados como “no abandono” el 81% fueron clasificados correctamente. Respecto del “</w:t>
-      </w:r>
-      <w:proofErr w:type="spellStart"/>
-      <w:r>
-        <w:rPr>
-          <w:lang w:val="es-MX"/>
-        </w:rPr>
-        <w:t>recall</w:t>
-      </w:r>
-      <w:proofErr w:type="spellEnd"/>
-      <w:r>
-        <w:rPr>
-          <w:lang w:val="es-MX"/>
-        </w:rPr>
-        <w:t xml:space="preserve">”, se observa que el 88% de los clientes fueron clasificados correctamente. En relación con el “f1-score” se puede observar que existe un equilibrio moderado entre precisión y </w:t>
-      </w:r>
-      <w:proofErr w:type="spellStart"/>
-      <w:r>
-        <w:rPr>
-          <w:lang w:val="es-MX"/>
-        </w:rPr>
-        <w:t>recall</w:t>
-      </w:r>
-      <w:proofErr w:type="spellEnd"/>
-      <w:r>
-        <w:rPr>
-          <w:lang w:val="es-MX"/>
-        </w:rPr>
-        <w:t>. Finalmente, se observa que existen 1.035 instancias de “no abandono” en el conjunto de prueba.</w:t>
+        <w:t>Respecto del reporte de clasificación se puede observar que, de todos los clientes que fueron clasificados como “no abandono” el 81% fueron clasificados correctamente. Respecto del “recall”, se observa que el 88% de los clientes fueron clasificados correctamente. En relación con el “f1-score” se puede observar que existe un equilibrio moderado entre precisión y recall. Finalmente, se observa que existen 1.035 instancias de “no abandono” en el conjunto de prueba.</w:t>
       </w:r>
     </w:p>
     <w:p>
@@ -805,21 +625,7 @@
           <w:lang w:val="es-MX"/>
         </w:rPr>
         <w:lastRenderedPageBreak/>
-        <w:t>Por otro lado, en relación con los clientes etiquetados como “abandono”, el 57% fueron clasificados correctamente; mientras que, en relación con “</w:t>
-      </w:r>
-      <w:proofErr w:type="spellStart"/>
-      <w:r>
-        <w:rPr>
-          <w:lang w:val="es-MX"/>
-        </w:rPr>
-        <w:t>recall</w:t>
-      </w:r>
-      <w:proofErr w:type="spellEnd"/>
-      <w:r>
-        <w:rPr>
-          <w:lang w:val="es-MX"/>
-        </w:rPr>
-        <w:t>” fueron el 44%. No se observa un buen equilibrio entre estas dos métricas. Finalmente, existen 374 instancias de “abandono” en el set de prueba.</w:t>
+        <w:t>Por otro lado, en relación con los clientes etiquetados como “abandono”, el 57% fueron clasificados correctamente; mientras que, en relación con “recall” fueron el 44%. No se observa un buen equilibrio entre estas dos métricas. Finalmente, existen 374 instancias de “abandono” en el set de prueba.</w:t>
       </w:r>
     </w:p>
     <w:p>
@@ -854,59 +660,8 @@
           <w:lang w:eastAsia="es-EC"/>
           <w14:ligatures w14:val="none"/>
         </w:rPr>
-        <w:t xml:space="preserve">              </w:t>
-      </w:r>
-      <w:proofErr w:type="spellStart"/>
-      <w:r>
-        <w:rPr>
-          <w:rFonts w:ascii="Courier New" w:eastAsia="Times New Roman" w:hAnsi="Courier New" w:cs="Courier New"/>
-          <w:kern w:val="0"/>
-          <w:lang w:eastAsia="es-EC"/>
-          <w14:ligatures w14:val="none"/>
-        </w:rPr>
-        <w:t>precision</w:t>
-      </w:r>
-      <w:proofErr w:type="spellEnd"/>
-      <w:r>
-        <w:rPr>
-          <w:rFonts w:ascii="Courier New" w:eastAsia="Times New Roman" w:hAnsi="Courier New" w:cs="Courier New"/>
-          <w:kern w:val="0"/>
-          <w:lang w:eastAsia="es-EC"/>
-          <w14:ligatures w14:val="none"/>
-        </w:rPr>
-        <w:t xml:space="preserve">    </w:t>
-      </w:r>
-      <w:proofErr w:type="spellStart"/>
-      <w:r>
-        <w:rPr>
-          <w:rFonts w:ascii="Courier New" w:eastAsia="Times New Roman" w:hAnsi="Courier New" w:cs="Courier New"/>
-          <w:kern w:val="0"/>
-          <w:lang w:eastAsia="es-EC"/>
-          <w14:ligatures w14:val="none"/>
-        </w:rPr>
-        <w:t>recall</w:t>
-      </w:r>
-      <w:proofErr w:type="spellEnd"/>
-      <w:r>
-        <w:rPr>
-          <w:rFonts w:ascii="Courier New" w:eastAsia="Times New Roman" w:hAnsi="Courier New" w:cs="Courier New"/>
-          <w:kern w:val="0"/>
-          <w:lang w:eastAsia="es-EC"/>
-          <w14:ligatures w14:val="none"/>
-        </w:rPr>
-        <w:t xml:space="preserve">  f1-score   </w:t>
-      </w:r>
-      <w:proofErr w:type="spellStart"/>
-      <w:r>
-        <w:rPr>
-          <w:rFonts w:ascii="Courier New" w:eastAsia="Times New Roman" w:hAnsi="Courier New" w:cs="Courier New"/>
-          <w:kern w:val="0"/>
-          <w:lang w:eastAsia="es-EC"/>
-          <w14:ligatures w14:val="none"/>
-        </w:rPr>
-        <w:t>support</w:t>
-      </w:r>
-      <w:proofErr w:type="spellEnd"/>
+        <w:t xml:space="preserve">              precision    recall  f1-score   support</w:t>
+      </w:r>
     </w:p>
     <w:p>
       <w:pPr>
@@ -1093,31 +848,7 @@
           <w:lang w:eastAsia="es-EC"/>
           <w14:ligatures w14:val="none"/>
         </w:rPr>
-        <w:t xml:space="preserve">    </w:t>
-      </w:r>
-      <w:proofErr w:type="spellStart"/>
-      <w:r>
-        <w:rPr>
-          <w:rFonts w:ascii="Courier New" w:eastAsia="Times New Roman" w:hAnsi="Courier New" w:cs="Courier New"/>
-          <w:kern w:val="0"/>
-          <w:sz w:val="20"/>
-          <w:szCs w:val="20"/>
-          <w:lang w:eastAsia="es-EC"/>
-          <w14:ligatures w14:val="none"/>
-        </w:rPr>
-        <w:t>accuracy</w:t>
-      </w:r>
-      <w:proofErr w:type="spellEnd"/>
-      <w:r>
-        <w:rPr>
-          <w:rFonts w:ascii="Courier New" w:eastAsia="Times New Roman" w:hAnsi="Courier New" w:cs="Courier New"/>
-          <w:kern w:val="0"/>
-          <w:sz w:val="20"/>
-          <w:szCs w:val="20"/>
-          <w:lang w:eastAsia="es-EC"/>
-          <w14:ligatures w14:val="none"/>
-        </w:rPr>
-        <w:t xml:space="preserve">                           0.76      1409</w:t>
+        <w:t xml:space="preserve">    accuracy                           0.76      1409</w:t>
       </w:r>
     </w:p>
     <w:p>
@@ -1159,31 +890,7 @@
           <w:lang w:eastAsia="es-EC"/>
           <w14:ligatures w14:val="none"/>
         </w:rPr>
-        <w:t xml:space="preserve">   macro </w:t>
-      </w:r>
-      <w:proofErr w:type="spellStart"/>
-      <w:r>
-        <w:rPr>
-          <w:rFonts w:ascii="Courier New" w:eastAsia="Times New Roman" w:hAnsi="Courier New" w:cs="Courier New"/>
-          <w:kern w:val="0"/>
-          <w:sz w:val="20"/>
-          <w:szCs w:val="20"/>
-          <w:lang w:eastAsia="es-EC"/>
-          <w14:ligatures w14:val="none"/>
-        </w:rPr>
-        <w:t>avg</w:t>
-      </w:r>
-      <w:proofErr w:type="spellEnd"/>
-      <w:r>
-        <w:rPr>
-          <w:rFonts w:ascii="Courier New" w:eastAsia="Times New Roman" w:hAnsi="Courier New" w:cs="Courier New"/>
-          <w:kern w:val="0"/>
-          <w:sz w:val="20"/>
-          <w:szCs w:val="20"/>
-          <w:lang w:eastAsia="es-EC"/>
-          <w14:ligatures w14:val="none"/>
-        </w:rPr>
-        <w:t xml:space="preserve">       0.69      0.66      0.67      1409</w:t>
+        <w:t xml:space="preserve">   macro avg       0.69      0.66      0.67      1409</w:t>
       </w:r>
     </w:p>
     <w:p>
@@ -1216,7 +923,6 @@
           <w14:ligatures w14:val="none"/>
         </w:rPr>
       </w:pPr>
-      <w:proofErr w:type="spellStart"/>
       <w:r>
         <w:rPr>
           <w:rFonts w:ascii="Courier New" w:eastAsia="Times New Roman" w:hAnsi="Courier New" w:cs="Courier New"/>
@@ -1226,43 +932,7 @@
           <w:lang w:eastAsia="es-EC"/>
           <w14:ligatures w14:val="none"/>
         </w:rPr>
-        <w:t>weighted</w:t>
-      </w:r>
-      <w:proofErr w:type="spellEnd"/>
-      <w:r>
-        <w:rPr>
-          <w:rFonts w:ascii="Courier New" w:eastAsia="Times New Roman" w:hAnsi="Courier New" w:cs="Courier New"/>
-          <w:kern w:val="0"/>
-          <w:sz w:val="20"/>
-          <w:szCs w:val="20"/>
-          <w:lang w:eastAsia="es-EC"/>
-          <w14:ligatures w14:val="none"/>
-        </w:rPr>
-        <w:t xml:space="preserve"> </w:t>
-      </w:r>
-      <w:proofErr w:type="spellStart"/>
-      <w:r>
-        <w:rPr>
-          <w:rFonts w:ascii="Courier New" w:eastAsia="Times New Roman" w:hAnsi="Courier New" w:cs="Courier New"/>
-          <w:kern w:val="0"/>
-          <w:sz w:val="20"/>
-          <w:szCs w:val="20"/>
-          <w:lang w:eastAsia="es-EC"/>
-          <w14:ligatures w14:val="none"/>
-        </w:rPr>
-        <w:t>avg</w:t>
-      </w:r>
-      <w:proofErr w:type="spellEnd"/>
-      <w:r>
-        <w:rPr>
-          <w:rFonts w:ascii="Courier New" w:eastAsia="Times New Roman" w:hAnsi="Courier New" w:cs="Courier New"/>
-          <w:kern w:val="0"/>
-          <w:sz w:val="20"/>
-          <w:szCs w:val="20"/>
-          <w:lang w:eastAsia="es-EC"/>
-          <w14:ligatures w14:val="none"/>
-        </w:rPr>
-        <w:t xml:space="preserve">       0.75      0.76      0.75      1409</w:t>
+        <w:t>weighted avg       0.75      0.76      0.75      1409</w:t>
       </w:r>
     </w:p>
     <w:p>
@@ -1416,47 +1086,7 @@
         <w:jc w:val="both"/>
       </w:pPr>
       <w:r>
-        <w:t xml:space="preserve">Se aplicó un </w:t>
-      </w:r>
-      <w:proofErr w:type="spellStart"/>
-      <w:r>
-        <w:t>model</w:t>
-      </w:r>
-      <w:proofErr w:type="spellEnd"/>
-      <w:r>
-        <w:t xml:space="preserve"> MLP para la totalidad de las variables predictoras disponibles en el </w:t>
-      </w:r>
-      <w:proofErr w:type="spellStart"/>
-      <w:r>
-        <w:t>dataset</w:t>
-      </w:r>
-      <w:proofErr w:type="spellEnd"/>
-      <w:r>
-        <w:t>, excluyendo únicamente el identificador único del cliente (</w:t>
-      </w:r>
-      <w:proofErr w:type="spellStart"/>
-      <w:r>
-        <w:t>customerID</w:t>
-      </w:r>
-      <w:proofErr w:type="spellEnd"/>
-      <w:r>
-        <w:t xml:space="preserve">) y la variable objetivo (Churn). Las variables categóricas fueron transformadas mediante codificación </w:t>
-      </w:r>
-      <w:proofErr w:type="spellStart"/>
-      <w:r>
-        <w:t>One</w:t>
-      </w:r>
-      <w:proofErr w:type="spellEnd"/>
-      <w:r>
-        <w:t xml:space="preserve">-Hot </w:t>
-      </w:r>
-      <w:proofErr w:type="spellStart"/>
-      <w:r>
-        <w:t>Encoding</w:t>
-      </w:r>
-      <w:proofErr w:type="spellEnd"/>
-      <w:r>
-        <w:t>, permitiendo que todas las características fueran representadas numéricamente y pudieran ser procesadas por la red neuronal.</w:t>
+        <w:t>Se aplicó un model MLP para la totalidad de las variables predictoras disponibles en el dataset, excluyendo únicamente el identificador único del cliente (customerID) y la variable objetivo (Churn). Las variables categóricas fueron transformadas mediante codificación One-Hot Encoding, permitiendo que todas las características fueran representadas numéricamente y pudieran ser procesadas por la red neuronal.</w:t>
       </w:r>
     </w:p>
     <w:p>
@@ -1487,23 +1117,7 @@
       </w:pPr>
       <w:r>
         <w:lastRenderedPageBreak/>
-        <w:t xml:space="preserve">Se implementó una red neuronal tipo </w:t>
-      </w:r>
-      <w:proofErr w:type="spellStart"/>
-      <w:r>
-        <w:t>Multilayer</w:t>
-      </w:r>
-      <w:proofErr w:type="spellEnd"/>
-      <w:r>
-        <w:t xml:space="preserve"> </w:t>
-      </w:r>
-      <w:proofErr w:type="spellStart"/>
-      <w:r>
-        <w:t>Perceptron</w:t>
-      </w:r>
-      <w:proofErr w:type="spellEnd"/>
-      <w:r>
-        <w:t xml:space="preserve"> (MLP) con dos capas ocultas:</w:t>
+        <w:t>Se implementó una red neuronal tipo Multilayer Perceptron (MLP) con dos capas ocultas:</w:t>
       </w:r>
     </w:p>
     <w:p>
@@ -1546,131 +1160,67 @@
         <w:jc w:val="both"/>
       </w:pPr>
       <w:r>
-        <w:t xml:space="preserve">En ambas capas se empleó la función de activación </w:t>
-      </w:r>
-      <w:proofErr w:type="spellStart"/>
-      <w:r>
-        <w:t>ReLU</w:t>
-      </w:r>
-      <w:proofErr w:type="spellEnd"/>
-      <w:r>
-        <w:t xml:space="preserve"> (</w:t>
-      </w:r>
-      <w:proofErr w:type="spellStart"/>
-      <w:r>
-        <w:t>Rectified</w:t>
-      </w:r>
-      <w:proofErr w:type="spellEnd"/>
-      <w:r>
-        <w:t xml:space="preserve"> Linear </w:t>
-      </w:r>
-      <w:proofErr w:type="spellStart"/>
-      <w:r>
-        <w:t>Unit</w:t>
-      </w:r>
-      <w:proofErr w:type="spellEnd"/>
-      <w:r>
-        <w:t>), seleccionada por su capacidad para modelar relaciones no lineales complejas entre las variables de entrada y la variable objetivo, además de favorecer una convergencia más eficiente durante el entrenamiento.</w:t>
-      </w:r>
-    </w:p>
-    <w:p>
-      <w:pPr>
-        <w:spacing w:after="0" w:line="240" w:lineRule="auto"/>
-        <w:jc w:val="both"/>
-      </w:pPr>
-    </w:p>
-    <w:p>
-      <w:pPr>
-        <w:spacing w:after="0" w:line="240" w:lineRule="auto"/>
-        <w:jc w:val="both"/>
-      </w:pPr>
-      <w:r>
-        <w:t xml:space="preserve">Dado que el problema consiste en determinar si un cliente abandonará o no el servicio, se trata de una tarea de clasificación binaria. Por ello, conceptualmente la capa de salida del MLP está diseñada para estimar la probabilidad de pertenencia a una de dos clases posibles: permanencia o abandono del cliente. Por tanto, se utilizó la activación </w:t>
-      </w:r>
-      <w:proofErr w:type="spellStart"/>
-      <w:r>
-        <w:t>Sigmoid</w:t>
-      </w:r>
-      <w:proofErr w:type="spellEnd"/>
-      <w:r>
-        <w:t xml:space="preserve">, ya que produce valores comprendidos entre 0 y 1 que pueden interpretarse como probabilidades. </w:t>
-      </w:r>
-    </w:p>
-    <w:p>
-      <w:pPr>
-        <w:spacing w:after="0" w:line="240" w:lineRule="auto"/>
-        <w:jc w:val="both"/>
-      </w:pPr>
-    </w:p>
-    <w:p>
-      <w:pPr>
-        <w:spacing w:after="0" w:line="240" w:lineRule="auto"/>
-        <w:jc w:val="both"/>
-      </w:pPr>
-      <w:r>
-        <w:t xml:space="preserve">Previo del entrenamiento se aplicó un proceso de normalización mediante </w:t>
-      </w:r>
-      <w:proofErr w:type="spellStart"/>
-      <w:r>
-        <w:t>StandardScaler</w:t>
-      </w:r>
-      <w:proofErr w:type="spellEnd"/>
-      <w:r>
-        <w:t>, con el objetivo de estandarizar la escala de todas las variables y evitar que aquellas con magnitudes mayores ejercieran una influencia desproporcionada sobre el proceso de aprendizaje.</w:t>
-      </w:r>
-    </w:p>
-    <w:p>
-      <w:pPr>
-        <w:spacing w:after="0" w:line="240" w:lineRule="auto"/>
-        <w:jc w:val="both"/>
-      </w:pPr>
-    </w:p>
-    <w:p>
-      <w:pPr>
-        <w:spacing w:after="0" w:line="240" w:lineRule="auto"/>
-        <w:jc w:val="both"/>
-      </w:pPr>
-      <w:r>
-        <w:t xml:space="preserve">El entrenamiento de la red neuronal se llevó a cabo utilizando el optimizador Adam (Adaptive Moment </w:t>
-      </w:r>
-      <w:proofErr w:type="spellStart"/>
-      <w:r>
-        <w:t>Estimation</w:t>
-      </w:r>
-      <w:proofErr w:type="spellEnd"/>
-      <w:r>
-        <w:t>), uno de los algoritmos más utilizados en aprendizaje profundo debido a su capacidad para ajustar automáticamente la tasa de aprendizaje y acelerar la convergencia del modelo.</w:t>
-      </w:r>
-    </w:p>
-    <w:p>
-      <w:pPr>
-        <w:spacing w:after="0" w:line="240" w:lineRule="auto"/>
-        <w:jc w:val="both"/>
-      </w:pPr>
-    </w:p>
-    <w:p>
-      <w:pPr>
-        <w:spacing w:after="0" w:line="240" w:lineRule="auto"/>
-        <w:jc w:val="both"/>
-      </w:pPr>
-      <w:r>
-        <w:t xml:space="preserve">Considerando que la variable objetivo posee únicamente dos categorías (“Yes” y “No”), la función de pérdida apropiada para este problema corresponde a la </w:t>
-      </w:r>
-      <w:proofErr w:type="spellStart"/>
-      <w:r>
-        <w:t>Binary</w:t>
-      </w:r>
-      <w:proofErr w:type="spellEnd"/>
-      <w:r>
-        <w:t xml:space="preserve"> Cross </w:t>
-      </w:r>
-      <w:proofErr w:type="spellStart"/>
-      <w:r>
-        <w:t>Entropy</w:t>
-      </w:r>
-      <w:proofErr w:type="spellEnd"/>
-      <w:r>
-        <w:t xml:space="preserve"> (BCE), la cual mide la discrepancia entre las probabilidades estimadas por la red y las clases reales observadas en los datos.</w:t>
+        <w:t>En ambas capas se empleó la función de activación ReLU (Rectified Linear Unit), seleccionada por su capacidad para modelar relaciones no lineales complejas entre las variables de entrada y la variable objetivo, además de favorecer una convergencia más eficiente durante el entrenamiento.</w:t>
+      </w:r>
+    </w:p>
+    <w:p>
+      <w:pPr>
+        <w:spacing w:after="0" w:line="240" w:lineRule="auto"/>
+        <w:jc w:val="both"/>
+      </w:pPr>
+    </w:p>
+    <w:p>
+      <w:pPr>
+        <w:spacing w:after="0" w:line="240" w:lineRule="auto"/>
+        <w:jc w:val="both"/>
+      </w:pPr>
+      <w:r>
+        <w:t xml:space="preserve">Dado que el problema consiste en determinar si un cliente abandonará o no el servicio, se trata de una tarea de clasificación binaria. Por ello, conceptualmente la capa de salida del MLP está diseñada para estimar la probabilidad de pertenencia a una de dos clases posibles: permanencia o abandono del cliente. Por tanto, se utilizó la activación Sigmoid, ya que produce valores comprendidos entre 0 y 1 que pueden interpretarse como probabilidades. </w:t>
+      </w:r>
+    </w:p>
+    <w:p>
+      <w:pPr>
+        <w:spacing w:after="0" w:line="240" w:lineRule="auto"/>
+        <w:jc w:val="both"/>
+      </w:pPr>
+    </w:p>
+    <w:p>
+      <w:pPr>
+        <w:spacing w:after="0" w:line="240" w:lineRule="auto"/>
+        <w:jc w:val="both"/>
+      </w:pPr>
+      <w:r>
+        <w:t>Previo del entrenamiento se aplicó un proceso de normalización mediante StandardScaler, con el objetivo de estandarizar la escala de todas las variables y evitar que aquellas con magnitudes mayores ejercieran una influencia desproporcionada sobre el proceso de aprendizaje.</w:t>
+      </w:r>
+    </w:p>
+    <w:p>
+      <w:pPr>
+        <w:spacing w:after="0" w:line="240" w:lineRule="auto"/>
+        <w:jc w:val="both"/>
+      </w:pPr>
+    </w:p>
+    <w:p>
+      <w:pPr>
+        <w:spacing w:after="0" w:line="240" w:lineRule="auto"/>
+        <w:jc w:val="both"/>
+      </w:pPr>
+      <w:r>
+        <w:t>El entrenamiento de la red neuronal se llevó a cabo utilizando el optimizador Adam (Adaptive Moment Estimation), uno de los algoritmos más utilizados en aprendizaje profundo debido a su capacidad para ajustar automáticamente la tasa de aprendizaje y acelerar la convergencia del modelo.</w:t>
+      </w:r>
+    </w:p>
+    <w:p>
+      <w:pPr>
+        <w:spacing w:after="0" w:line="240" w:lineRule="auto"/>
+        <w:jc w:val="both"/>
+      </w:pPr>
+    </w:p>
+    <w:p>
+      <w:pPr>
+        <w:spacing w:after="0" w:line="240" w:lineRule="auto"/>
+        <w:jc w:val="both"/>
+      </w:pPr>
+      <w:r>
+        <w:t>Considerando que la variable objetivo posee únicamente dos categorías (“Yes” y “No”), la función de pérdida apropiada para este problema corresponde a la Binary Cross Entropy (BCE), la cual mide la discrepancia entre las probabilidades estimadas por la red y las clases reales observadas en los datos.</w:t>
       </w:r>
     </w:p>
     <w:p>
@@ -1691,15 +1241,7 @@
         <w:t>continuación,</w:t>
       </w:r>
       <w:r>
-        <w:t xml:space="preserve"> se detallan los principales </w:t>
-      </w:r>
-      <w:proofErr w:type="spellStart"/>
-      <w:r>
-        <w:t>hiperparámetros</w:t>
-      </w:r>
-      <w:proofErr w:type="spellEnd"/>
-      <w:r>
-        <w:t xml:space="preserve"> utilizados:</w:t>
+        <w:t xml:space="preserve"> se detallan los principales hiperparámetros utilizados:</w:t>
       </w:r>
     </w:p>
     <w:p>
@@ -1727,15 +1269,7 @@
         <w:jc w:val="both"/>
       </w:pPr>
       <w:r>
-        <w:t xml:space="preserve">Función de activación: </w:t>
-      </w:r>
-      <w:proofErr w:type="spellStart"/>
-      <w:r>
-        <w:t>ReLU</w:t>
-      </w:r>
-      <w:proofErr w:type="spellEnd"/>
-      <w:r>
-        <w:t>.</w:t>
+        <w:t>Función de activación: ReLU.</w:t>
       </w:r>
     </w:p>
     <w:p>
@@ -1791,15 +1325,7 @@
         <w:jc w:val="both"/>
       </w:pPr>
       <w:r>
-        <w:t xml:space="preserve">Escalamiento previo de las variables mediante </w:t>
-      </w:r>
-      <w:proofErr w:type="spellStart"/>
-      <w:r>
-        <w:t>StandardScaler</w:t>
-      </w:r>
-      <w:proofErr w:type="spellEnd"/>
-      <w:r>
-        <w:t>.</w:t>
+        <w:t>Escalamiento previo de las variables mediante StandardScaler.</w:t>
       </w:r>
     </w:p>
     <w:p>
@@ -1820,15 +1346,7 @@
         <w:t xml:space="preserve"> </w:t>
       </w:r>
       <w:r>
-        <w:t>La principal métrica de desempeño utilizada fue la exactitud (</w:t>
-      </w:r>
-      <w:proofErr w:type="spellStart"/>
-      <w:r>
-        <w:t>Accuracy</w:t>
-      </w:r>
-      <w:proofErr w:type="spellEnd"/>
-      <w:r>
-        <w:t xml:space="preserve">), </w:t>
+        <w:t xml:space="preserve">La principal métrica de desempeño utilizada fue la exactitud (Accuracy), </w:t>
       </w:r>
       <w:r>
         <w:t>obteniendo un valor de 0,7345.</w:t>
@@ -1853,15 +1371,7 @@
       </w:r>
       <w:r>
         <w:lastRenderedPageBreak/>
-        <w:t xml:space="preserve">(sobreajuste o </w:t>
-      </w:r>
-      <w:proofErr w:type="spellStart"/>
-      <w:r>
-        <w:t>subajuste</w:t>
-      </w:r>
-      <w:proofErr w:type="spellEnd"/>
-      <w:r>
-        <w:t>). La</w:t>
+        <w:t>(sobreajuste o subajuste). La</w:t>
       </w:r>
       <w:r>
         <w:t xml:space="preserve"> disminución progresiva de la pérdida indica que el modelo está aprendiendo patrones relevantes presentes en los datos.</w:t>
@@ -2166,21 +1676,7 @@
         <w:rPr>
           <w:lang w:val="es-MX"/>
         </w:rPr>
-        <w:t xml:space="preserve">Al comparar los resultados obtenidos, se observó que ambos modelos fueron capaces de identificar clientes con riesgo de abandono. Sin embargo, el MLP mostró una mayor capacidad para modelar las relaciones complejas existentes entre las variables del </w:t>
-      </w:r>
-      <w:proofErr w:type="spellStart"/>
-      <w:r>
-        <w:rPr>
-          <w:lang w:val="es-MX"/>
-        </w:rPr>
-        <w:t>dataset</w:t>
-      </w:r>
-      <w:proofErr w:type="spellEnd"/>
-      <w:r>
-        <w:rPr>
-          <w:lang w:val="es-MX"/>
-        </w:rPr>
-        <w:t>, obteniendo un desempeño más estable ante diferentes combinaciones de características.</w:t>
+        <w:t>Al comparar los resultados obtenidos, se observó que ambos modelos fueron capaces de identificar clientes con riesgo de abandono. Sin embargo, el MLP mostró una mayor capacidad para modelar las relaciones complejas existentes entre las variables del dataset, obteniendo un desempeño más estable ante diferentes combinaciones de características.</w:t>
       </w:r>
     </w:p>
     <w:p>
@@ -2230,21 +1726,7 @@
         <w:rPr>
           <w:lang w:val="es-MX"/>
         </w:rPr>
-        <w:t xml:space="preserve">En el caso de </w:t>
-      </w:r>
-      <w:proofErr w:type="spellStart"/>
-      <w:r>
-        <w:rPr>
-          <w:lang w:val="es-MX"/>
-        </w:rPr>
-        <w:t>kNN</w:t>
-      </w:r>
-      <w:proofErr w:type="spellEnd"/>
-      <w:r>
-        <w:rPr>
-          <w:lang w:val="es-MX"/>
-        </w:rPr>
-        <w:t>, los errores de clasificación estuvieron principalmente asociados a observaciones ubicadas cerca de los límites entre ambas clases. Cuando existen clientes con características similares pero pertenecientes a categorías distintas, el algoritmo puede presentar dificultades para determinar correctamente la clase final.</w:t>
+        <w:t>En el caso de kNN, los errores de clasificación estuvieron principalmente asociados a observaciones ubicadas cerca de los límites entre ambas clases. Cuando existen clientes con características similares pero pertenecientes a categorías distintas, el algoritmo puede presentar dificultades para determinar correctamente la clase final.</w:t>
       </w:r>
     </w:p>
     <w:p>
@@ -2412,43 +1894,7 @@
                 <w:szCs w:val="22"/>
                 <w:lang w:val="es-MX"/>
               </w:rPr>
-              <w:t>k-</w:t>
-            </w:r>
-            <w:proofErr w:type="spellStart"/>
-            <w:r>
-              <w:rPr>
-                <w:sz w:val="22"/>
-                <w:szCs w:val="22"/>
-                <w:lang w:val="es-MX"/>
-              </w:rPr>
-              <w:t>Nearest</w:t>
-            </w:r>
-            <w:proofErr w:type="spellEnd"/>
-            <w:r>
-              <w:rPr>
-                <w:sz w:val="22"/>
-                <w:szCs w:val="22"/>
-                <w:lang w:val="es-MX"/>
-              </w:rPr>
-              <w:t xml:space="preserve"> Neighbors (</w:t>
-            </w:r>
-            <w:proofErr w:type="spellStart"/>
-            <w:r>
-              <w:rPr>
-                <w:sz w:val="22"/>
-                <w:szCs w:val="22"/>
-                <w:lang w:val="es-MX"/>
-              </w:rPr>
-              <w:t>kNN</w:t>
-            </w:r>
-            <w:proofErr w:type="spellEnd"/>
-            <w:r>
-              <w:rPr>
-                <w:sz w:val="22"/>
-                <w:szCs w:val="22"/>
-                <w:lang w:val="es-MX"/>
-              </w:rPr>
-              <w:t>)</w:t>
+              <w:t>k-Nearest Neighbors (kNN)</w:t>
             </w:r>
           </w:p>
           <w:p>
@@ -2578,25 +2024,7 @@
                 <w:szCs w:val="22"/>
                 <w:lang w:val="es-MX"/>
               </w:rPr>
-              <w:t xml:space="preserve">El rendimiento depende significativamente de la selección del parámetro </w:t>
-            </w:r>
-            <w:proofErr w:type="spellStart"/>
-            <w:r>
-              <w:rPr>
-                <w:sz w:val="22"/>
-                <w:szCs w:val="22"/>
-                <w:lang w:val="es-MX"/>
-              </w:rPr>
-              <w:t>kkk</w:t>
-            </w:r>
-            <w:proofErr w:type="spellEnd"/>
-            <w:r>
-              <w:rPr>
-                <w:sz w:val="22"/>
-                <w:szCs w:val="22"/>
-                <w:lang w:val="es-MX"/>
-              </w:rPr>
-              <w:t>.</w:t>
+              <w:t>El rendimiento depende significativamente de la selección del parámetro kkk.</w:t>
             </w:r>
           </w:p>
           <w:p>
@@ -2613,25 +2041,7 @@
                 <w:szCs w:val="22"/>
                 <w:lang w:val="es-MX"/>
               </w:rPr>
-              <w:t xml:space="preserve">Presenta mayores tiempos de predicción cuando aumenta el tamaño del </w:t>
-            </w:r>
-            <w:proofErr w:type="spellStart"/>
-            <w:r>
-              <w:rPr>
-                <w:sz w:val="22"/>
-                <w:szCs w:val="22"/>
-                <w:lang w:val="es-MX"/>
-              </w:rPr>
-              <w:t>dataset</w:t>
-            </w:r>
-            <w:proofErr w:type="spellEnd"/>
-            <w:r>
-              <w:rPr>
-                <w:sz w:val="22"/>
-                <w:szCs w:val="22"/>
-                <w:lang w:val="es-MX"/>
-              </w:rPr>
-              <w:t>.</w:t>
+              <w:t>Presenta mayores tiempos de predicción cuando aumenta el tamaño del dataset.</w:t>
             </w:r>
           </w:p>
           <w:p>
@@ -2823,25 +2233,7 @@
                 <w:szCs w:val="22"/>
                 <w:lang w:val="es-MX"/>
               </w:rPr>
-              <w:t xml:space="preserve">Necesita ajustar </w:t>
-            </w:r>
-            <w:proofErr w:type="spellStart"/>
-            <w:r>
-              <w:rPr>
-                <w:sz w:val="22"/>
-                <w:szCs w:val="22"/>
-                <w:lang w:val="es-MX"/>
-              </w:rPr>
-              <w:t>hiperparámetros</w:t>
-            </w:r>
-            <w:proofErr w:type="spellEnd"/>
-            <w:r>
-              <w:rPr>
-                <w:sz w:val="22"/>
-                <w:szCs w:val="22"/>
-                <w:lang w:val="es-MX"/>
-              </w:rPr>
-              <w:t xml:space="preserve"> como número de capas, neuronas, tasa de aprendizaje y épocas.</w:t>
+              <w:t>Necesita ajustar hiperparámetros como número de capas, neuronas, tasa de aprendizaje y épocas.</w:t>
             </w:r>
           </w:p>
           <w:p>
@@ -2917,21 +2309,7 @@
         <w:rPr>
           <w:lang w:val="es-MX"/>
         </w:rPr>
-        <w:t xml:space="preserve">os resultados obtenidos evidencian que tanto </w:t>
-      </w:r>
-      <w:proofErr w:type="spellStart"/>
-      <w:r>
-        <w:rPr>
-          <w:lang w:val="es-MX"/>
-        </w:rPr>
-        <w:t>kNN</w:t>
-      </w:r>
-      <w:proofErr w:type="spellEnd"/>
-      <w:r>
-        <w:rPr>
-          <w:lang w:val="es-MX"/>
-        </w:rPr>
-        <w:t xml:space="preserve"> como MLP pueden utilizarse como herramientas de apoyo para la gestión de clientes en empresas de telecomunicaciones.</w:t>
+        <w:t>os resultados obtenidos evidencian que tanto kNN como MLP pueden utilizarse como herramientas de apoyo para la gestión de clientes en empresas de telecomunicaciones.</w:t>
       </w:r>
     </w:p>
     <w:p>
@@ -2991,59 +2369,31 @@
         <w:rPr>
           <w:lang w:val="es-MX"/>
         </w:rPr>
-        <w:t xml:space="preserve">Desde una perspectiva operativa, el modelo </w:t>
-      </w:r>
-      <w:proofErr w:type="spellStart"/>
-      <w:r>
-        <w:rPr>
-          <w:lang w:val="es-MX"/>
-        </w:rPr>
-        <w:t>kNN</w:t>
-      </w:r>
-      <w:proofErr w:type="spellEnd"/>
-      <w:r>
-        <w:rPr>
-          <w:lang w:val="es-MX"/>
-        </w:rPr>
-        <w:t xml:space="preserve"> puede resultar adecuado cuando se buscan soluciones simples y de rápida implementación. Sin embargo, conforme aumenta la cantidad de clientes y variables disponibles, el modelo MLP presenta ventajas importantes debido a su capacidad para aprender patrones más complejos y adaptarse a escenarios de mayor volumen de información.</w:t>
-      </w:r>
-    </w:p>
-    <w:p>
-      <w:pPr>
-        <w:spacing w:after="0" w:line="240" w:lineRule="auto"/>
-        <w:jc w:val="both"/>
-        <w:rPr>
-          <w:lang w:val="es-MX"/>
-        </w:rPr>
-      </w:pPr>
-    </w:p>
-    <w:p>
-      <w:pPr>
-        <w:spacing w:after="0" w:line="240" w:lineRule="auto"/>
-        <w:jc w:val="both"/>
-        <w:rPr>
-          <w:lang w:val="es-MX"/>
-        </w:rPr>
-      </w:pPr>
-      <w:r>
-        <w:rPr>
-          <w:lang w:val="es-MX"/>
-        </w:rPr>
-        <w:t xml:space="preserve">Considerando las características del </w:t>
-      </w:r>
-      <w:proofErr w:type="spellStart"/>
-      <w:r>
-        <w:rPr>
-          <w:lang w:val="es-MX"/>
-        </w:rPr>
-        <w:t>dataset</w:t>
-      </w:r>
-      <w:proofErr w:type="spellEnd"/>
-      <w:r>
-        <w:rPr>
-          <w:lang w:val="es-MX"/>
-        </w:rPr>
-        <w:t xml:space="preserve"> utilizado y la naturaleza del problema de clasificación, el modelo MLP se perfila como la alternativa más adecuada para una implementación empresarial, ya que combina una buena capacidad predictiva con la posibilidad de estimar probabilidades de abandono que pueden utilizarse para segmentar clientes según su nivel de riesgo.</w:t>
+        <w:t>Desde una perspectiva operativa, el modelo kNN puede resultar adecuado cuando se buscan soluciones simples y de rápida implementación. Sin embargo, conforme aumenta la cantidad de clientes y variables disponibles, el modelo MLP presenta ventajas importantes debido a su capacidad para aprender patrones más complejos y adaptarse a escenarios de mayor volumen de información.</w:t>
+      </w:r>
+    </w:p>
+    <w:p>
+      <w:pPr>
+        <w:spacing w:after="0" w:line="240" w:lineRule="auto"/>
+        <w:jc w:val="both"/>
+        <w:rPr>
+          <w:lang w:val="es-MX"/>
+        </w:rPr>
+      </w:pPr>
+    </w:p>
+    <w:p>
+      <w:pPr>
+        <w:spacing w:after="0" w:line="240" w:lineRule="auto"/>
+        <w:jc w:val="both"/>
+        <w:rPr>
+          <w:lang w:val="es-MX"/>
+        </w:rPr>
+      </w:pPr>
+      <w:r>
+        <w:rPr>
+          <w:lang w:val="es-MX"/>
+        </w:rPr>
+        <w:t>Considerando las características del dataset utilizado y la naturaleza del problema de clasificación, el modelo MLP se perfila como la alternativa más adecuada para una implementación empresarial, ya que combina una buena capacidad predictiva con la posibilidad de estimar probabilidades de abandono que pueden utilizarse para segmentar clientes según su nivel de riesgo.</w:t>
       </w:r>
     </w:p>
     <w:p>
@@ -3094,6 +2444,48 @@
           <w:noProof/>
         </w:rPr>
       </w:pPr>
+      <w:r>
+        <w:rPr>
+          <w:b/>
+          <w:bCs/>
+          <w:noProof/>
+        </w:rPr>
+        <w:drawing>
+          <wp:inline distT="0" distB="0" distL="0" distR="0" wp14:anchorId="2BDDFC6E" wp14:editId="5704EC6E">
+            <wp:extent cx="5400040" cy="3172460"/>
+            <wp:effectExtent l="0" t="0" r="0" b="8890"/>
+            <wp:docPr id="709941063" name="Imagen 1"/>
+            <wp:cNvGraphicFramePr>
+              <a:graphicFrameLocks xmlns:a="http://schemas.openxmlformats.org/drawingml/2006/main" noChangeAspect="1"/>
+            </wp:cNvGraphicFramePr>
+            <a:graphic xmlns:a="http://schemas.openxmlformats.org/drawingml/2006/main">
+              <a:graphicData uri="http://schemas.openxmlformats.org/drawingml/2006/picture">
+                <pic:pic xmlns:pic="http://schemas.openxmlformats.org/drawingml/2006/picture">
+                  <pic:nvPicPr>
+                    <pic:cNvPr id="709941063" name=""/>
+                    <pic:cNvPicPr/>
+                  </pic:nvPicPr>
+                  <pic:blipFill>
+                    <a:blip r:embed="rId10"/>
+                    <a:stretch>
+                      <a:fillRect/>
+                    </a:stretch>
+                  </pic:blipFill>
+                  <pic:spPr>
+                    <a:xfrm>
+                      <a:off x="0" y="0"/>
+                      <a:ext cx="5400040" cy="3172460"/>
+                    </a:xfrm>
+                    <a:prstGeom prst="rect">
+                      <a:avLst/>
+                    </a:prstGeom>
+                  </pic:spPr>
+                </pic:pic>
+              </a:graphicData>
+            </a:graphic>
+          </wp:inline>
+        </w:drawing>
+      </w:r>
     </w:p>
     <w:p>
       <w:pPr>
@@ -3170,7 +2562,7 @@
                     </pic:cNvPicPr>
                   </pic:nvPicPr>
                   <pic:blipFill>
-                    <a:blip r:embed="rId10" cstate="print">
+                    <a:blip r:embed="rId11" cstate="print">
                       <a:extLst>
                         <a:ext uri="{28A0092B-C50C-407E-A947-70E740481C1C}">
                           <a14:useLocalDpi xmlns:a14="http://schemas.microsoft.com/office/drawing/2010/main" val="0"/>
